--- a/public/template-new-lagi.docx
+++ b/public/template-new-lagi.docx
@@ -1,6 +1,6 @@
 
 <file path=word/document.xml><?xml version="1.0" encoding="utf-8"?>
-<w:document xmlns:wpc="http://schemas.microsoft.com/office/word/2010/wordprocessingCanvas" xmlns:cx="http://schemas.microsoft.com/office/drawing/2014/chartex" xmlns:cx1="http://schemas.microsoft.com/office/drawing/2015/9/8/chartex" xmlns:cx2="http://schemas.microsoft.com/office/drawing/2015/10/21/chartex" xmlns:cx3="http://schemas.microsoft.com/office/drawing/2016/5/9/chartex" xmlns:cx4="http://schemas.microsoft.com/office/drawing/2016/5/10/chartex" xmlns:cx5="http://schemas.microsoft.com/office/drawing/2016/5/11/chartex" xmlns:cx6="http://schemas.microsoft.com/office/drawing/2016/5/12/chartex" xmlns:cx7="http://schemas.microsoft.com/office/drawing/2016/5/13/chartex" xmlns:cx8="http://schemas.microsoft.com/office/drawing/2016/5/14/chartex" xmlns:mc="http://schemas.openxmlformats.org/markup-compatibility/2006" xmlns:aink="http://schemas.microsoft.com/office/drawing/2016/ink" xmlns:am3d="http://schemas.microsoft.com/office/drawing/2017/model3d" xmlns:o="urn:schemas-microsoft-com:office:office" xmlns:r="http://schemas.openxmlformats.org/officeDocument/2006/relationships" xmlns:m="http://schemas.openxmlformats.org/officeDocument/2006/math" xmlns:v="urn:schemas-microsoft-com:vml" xmlns:wp14="http://schemas.microsoft.com/office/word/2010/wordprocessingDrawing" xmlns:wp="http://schemas.openxmlformats.org/drawingml/2006/wordprocessingDrawing" xmlns:w10="urn:schemas-microsoft-com:office:word" xmlns:w="http://schemas.openxmlformats.org/wordprocessingml/2006/main" xmlns:w14="http://schemas.microsoft.com/office/word/2010/wordml" xmlns:w15="http://schemas.microsoft.com/office/word/2012/wordml" xmlns:w16cex="http://schemas.microsoft.com/office/word/2018/wordml/cex" xmlns:w16cid="http://schemas.microsoft.com/office/word/2016/wordml/cid" xmlns:w16="http://schemas.microsoft.com/office/word/2018/wordml" xmlns:w16se="http://schemas.microsoft.com/office/word/2015/wordml/symex" xmlns:wpg="http://schemas.microsoft.com/office/word/2010/wordprocessingGroup" xmlns:wpi="http://schemas.microsoft.com/office/word/2010/wordprocessingInk" xmlns:wne="http://schemas.microsoft.com/office/word/2006/wordml" xmlns:wps="http://schemas.microsoft.com/office/word/2010/wordprocessingShape" mc:Ignorable="w14 w15 w16se w16cid w16 w16cex wp14">
+<w:document xmlns:wpc="http://schemas.microsoft.com/office/word/2010/wordprocessingCanvas" xmlns:cx="http://schemas.microsoft.com/office/drawing/2014/chartex" xmlns:cx1="http://schemas.microsoft.com/office/drawing/2015/9/8/chartex" xmlns:cx2="http://schemas.microsoft.com/office/drawing/2015/10/21/chartex" xmlns:cx3="http://schemas.microsoft.com/office/drawing/2016/5/9/chartex" xmlns:cx4="http://schemas.microsoft.com/office/drawing/2016/5/10/chartex" xmlns:cx5="http://schemas.microsoft.com/office/drawing/2016/5/11/chartex" xmlns:cx6="http://schemas.microsoft.com/office/drawing/2016/5/12/chartex" xmlns:cx7="http://schemas.microsoft.com/office/drawing/2016/5/13/chartex" xmlns:cx8="http://schemas.microsoft.com/office/drawing/2016/5/14/chartex" xmlns:mc="http://schemas.openxmlformats.org/markup-compatibility/2006" xmlns:aink="http://schemas.microsoft.com/office/drawing/2016/ink" xmlns:am3d="http://schemas.microsoft.com/office/drawing/2017/model3d" xmlns:o="urn:schemas-microsoft-com:office:office" xmlns:r="http://schemas.openxmlformats.org/officeDocument/2006/relationships" xmlns:m="http://schemas.openxmlformats.org/officeDocument/2006/math" xmlns:v="urn:schemas-microsoft-com:vml" xmlns:wp14="http://schemas.microsoft.com/office/word/2010/wordprocessingDrawing" xmlns:wp="http://schemas.openxmlformats.org/drawingml/2006/wordprocessingDrawing" xmlns:w10="urn:schemas-microsoft-com:office:word" xmlns:w="http://schemas.openxmlformats.org/wordprocessingml/2006/main" xmlns:w14="http://schemas.microsoft.com/office/word/2010/wordml" xmlns:w15="http://schemas.microsoft.com/office/word/2012/wordml" xmlns:w16cid="http://schemas.microsoft.com/office/word/2016/wordml/cid" xmlns:w16se="http://schemas.microsoft.com/office/word/2015/wordml/symex" xmlns:wpg="http://schemas.microsoft.com/office/word/2010/wordprocessingGroup" xmlns:wpi="http://schemas.microsoft.com/office/word/2010/wordprocessingInk" xmlns:wne="http://schemas.microsoft.com/office/word/2006/wordml" xmlns:wps="http://schemas.microsoft.com/office/word/2010/wordprocessingShape" mc:Ignorable="w14 w15 w16se w16cid wp14">
   <w:body>
     <w:p>
       <w:pPr>
@@ -198,7 +198,29 @@
           <w:sz w:val="36"/>
           <w:szCs w:val="36"/>
         </w:rPr>
-        <w:t>${nama_instansi}</w:t>
+        <w:t>${</w:t>
+      </w:r>
+      <w:proofErr w:type="spellStart"/>
+      <w:r>
+        <w:rPr>
+          <w:rFonts w:ascii="Arial" w:eastAsia="Arial" w:hAnsi="Arial" w:cs="Arial"/>
+          <w:b/>
+          <w:color w:val="000000"/>
+          <w:sz w:val="36"/>
+          <w:szCs w:val="36"/>
+        </w:rPr>
+        <w:t>nama_instansi</w:t>
+      </w:r>
+      <w:proofErr w:type="spellEnd"/>
+      <w:r>
+        <w:rPr>
+          <w:rFonts w:ascii="Arial" w:eastAsia="Arial" w:hAnsi="Arial" w:cs="Arial"/>
+          <w:b/>
+          <w:color w:val="000000"/>
+          <w:sz w:val="36"/>
+          <w:szCs w:val="36"/>
+        </w:rPr>
+        <w:t>}</w:t>
       </w:r>
     </w:p>
     <w:p>
@@ -216,7 +238,23 @@
           <w:rFonts w:ascii="Arial" w:eastAsia="Arial" w:hAnsi="Arial" w:cs="Arial"/>
           <w:color w:val="000000"/>
         </w:rPr>
-        <w:t>${alamat_instansi}</w:t>
+        <w:t>${</w:t>
+      </w:r>
+      <w:proofErr w:type="spellStart"/>
+      <w:r>
+        <w:rPr>
+          <w:rFonts w:ascii="Arial" w:eastAsia="Arial" w:hAnsi="Arial" w:cs="Arial"/>
+          <w:color w:val="000000"/>
+        </w:rPr>
+        <w:t>alamat_instansi</w:t>
+      </w:r>
+      <w:proofErr w:type="spellEnd"/>
+      <w:r>
+        <w:rPr>
+          <w:rFonts w:ascii="Arial" w:eastAsia="Arial" w:hAnsi="Arial" w:cs="Arial"/>
+          <w:color w:val="000000"/>
+        </w:rPr>
+        <w:t>}</w:t>
       </w:r>
       <w:r>
         <w:rPr>
@@ -232,7 +270,23 @@
           <w:rFonts w:ascii="Arial" w:eastAsia="Arial" w:hAnsi="Arial" w:cs="Arial"/>
           <w:color w:val="000000"/>
         </w:rPr>
-        <w:t>${kode_pos}</w:t>
+        <w:t>${</w:t>
+      </w:r>
+      <w:proofErr w:type="spellStart"/>
+      <w:r>
+        <w:rPr>
+          <w:rFonts w:ascii="Arial" w:eastAsia="Arial" w:hAnsi="Arial" w:cs="Arial"/>
+          <w:color w:val="000000"/>
+        </w:rPr>
+        <w:t>kode_pos</w:t>
+      </w:r>
+      <w:proofErr w:type="spellEnd"/>
+      <w:r>
+        <w:rPr>
+          <w:rFonts w:ascii="Arial" w:eastAsia="Arial" w:hAnsi="Arial" w:cs="Arial"/>
+          <w:color w:val="000000"/>
+        </w:rPr>
+        <w:t>}</w:t>
       </w:r>
     </w:p>
     <w:p>
@@ -247,12 +301,37 @@
           <w:lang w:val="id-ID"/>
         </w:rPr>
       </w:pPr>
+      <w:proofErr w:type="spellStart"/>
       <w:r>
         <w:rPr>
           <w:rFonts w:ascii="Arial" w:eastAsia="Arial" w:hAnsi="Arial" w:cs="Arial"/>
           <w:color w:val="000000"/>
         </w:rPr>
-        <w:t>Telepon ${no_telp} Faks. ${faks}</w:t>
+        <w:t>Telepon</w:t>
+      </w:r>
+      <w:proofErr w:type="spellEnd"/>
+      <w:r>
+        <w:rPr>
+          <w:rFonts w:ascii="Arial" w:eastAsia="Arial" w:hAnsi="Arial" w:cs="Arial"/>
+          <w:color w:val="000000"/>
+        </w:rPr>
+        <w:t xml:space="preserve"> ${</w:t>
+      </w:r>
+      <w:proofErr w:type="spellStart"/>
+      <w:r>
+        <w:rPr>
+          <w:rFonts w:ascii="Arial" w:eastAsia="Arial" w:hAnsi="Arial" w:cs="Arial"/>
+          <w:color w:val="000000"/>
+        </w:rPr>
+        <w:t>no_telp</w:t>
+      </w:r>
+      <w:proofErr w:type="spellEnd"/>
+      <w:r>
+        <w:rPr>
+          <w:rFonts w:ascii="Arial" w:eastAsia="Arial" w:hAnsi="Arial" w:cs="Arial"/>
+          <w:color w:val="000000"/>
+        </w:rPr>
+        <w:t>} Faks. ${faks}</w:t>
       </w:r>
     </w:p>
     <w:p>
@@ -295,7 +374,15 @@
         <w:t xml:space="preserve">Laman </w:t>
       </w:r>
       <w:r>
-        <w:t>${laman_web}</w:t>
+        <w:t>${</w:t>
+      </w:r>
+      <w:proofErr w:type="spellStart"/>
+      <w:r>
+        <w:t>laman_web</w:t>
+      </w:r>
+      <w:proofErr w:type="spellEnd"/>
+      <w:r>
+        <w:t>}</w:t>
       </w:r>
       <w:r>
         <w:rPr>
@@ -386,7 +473,7 @@
               </wp:anchor>
             </w:drawing>
           </mc:Choice>
-          <mc:Fallback>
+          <mc:Fallback xmlns:w16="http://schemas.microsoft.com/office/word/2018/wordml" xmlns:w16cex="http://schemas.microsoft.com/office/word/2018/wordml/cex">
             <w:pict>
               <v:line w14:anchorId="1AA143C2" id="Line 59" o:spid="_x0000_s1026" style="position:absolute;z-index:251808768;visibility:visible;mso-wrap-style:square;mso-width-percent:0;mso-height-percent:0;mso-wrap-distance-left:9pt;mso-wrap-distance-top:-3e-5mm;mso-wrap-distance-right:9pt;mso-wrap-distance-bottom:-3e-5mm;mso-position-horizontal:absolute;mso-position-horizontal-relative:margin;mso-position-vertical:absolute;mso-position-vertical-relative:text;mso-width-percent:0;mso-height-percent:0;mso-width-relative:page;mso-height-relative:page" from="13.55pt,13.35pt" to="524.3pt,14.85pt" o:gfxdata="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" strokeweight="4.5pt">
                 <v:stroke linestyle="thickThin"/>
@@ -502,7 +589,7 @@
               </wp:anchor>
             </w:drawing>
           </mc:Choice>
-          <mc:Fallback>
+          <mc:Fallback xmlns:w16="http://schemas.microsoft.com/office/word/2018/wordml" xmlns:w16cex="http://schemas.microsoft.com/office/word/2018/wordml/cex">
             <w:pict>
               <v:line w14:anchorId="3049DE9E" id="Straight Connector 4" o:spid="_x0000_s1026" style="position:absolute;z-index:251807744;visibility:visible;mso-wrap-style:square;mso-width-percent:0;mso-height-percent:0;mso-wrap-distance-left:9pt;mso-wrap-distance-top:-3e-5mm;mso-wrap-distance-right:9pt;mso-wrap-distance-bottom:-3e-5mm;mso-position-horizontal:absolute;mso-position-horizontal-relative:margin;mso-position-vertical:absolute;mso-position-vertical-relative:text;mso-width-percent:0;mso-height-percent:0;mso-width-relative:page;mso-height-relative:page" from="194.75pt,2.85pt" to="351.25pt,2.85pt" o:gfxdata="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">
                 <w10:wrap anchorx="margin"/>
@@ -511,11 +598,27 @@
           </mc:Fallback>
         </mc:AlternateContent>
       </w:r>
-      <w:r>
-        <w:rPr>
-          <w:rFonts w:ascii="Arial" w:hAnsi="Arial" w:cs="Arial"/>
-        </w:rPr>
-        <w:t>Nomor : 85</w:t>
+      <w:proofErr w:type="spellStart"/>
+      <w:proofErr w:type="gramStart"/>
+      <w:r>
+        <w:rPr>
+          <w:rFonts w:ascii="Arial" w:hAnsi="Arial" w:cs="Arial"/>
+        </w:rPr>
+        <w:t>Nomor</w:t>
+      </w:r>
+      <w:proofErr w:type="spellEnd"/>
+      <w:r>
+        <w:rPr>
+          <w:rFonts w:ascii="Arial" w:hAnsi="Arial" w:cs="Arial"/>
+        </w:rPr>
+        <w:t xml:space="preserve"> :</w:t>
+      </w:r>
+      <w:proofErr w:type="gramEnd"/>
+      <w:r>
+        <w:rPr>
+          <w:rFonts w:ascii="Arial" w:hAnsi="Arial" w:cs="Arial"/>
+        </w:rPr>
+        <w:t xml:space="preserve"> 85</w:t>
       </w:r>
       <w:r>
         <w:rPr>
@@ -567,12 +670,92 @@
         </w:rPr>
         <w:t xml:space="preserve">   </w:t>
       </w:r>
-      <w:r>
-        <w:rPr>
-          <w:rFonts w:ascii="Arial" w:hAnsi="Arial" w:cs="Arial"/>
-        </w:rPr>
-        <w:t>Diberikan Cuti Tahunan kepada Pegawai Negeri Sipil :</w:t>
-      </w:r>
+      <w:proofErr w:type="spellStart"/>
+      <w:r>
+        <w:rPr>
+          <w:rFonts w:ascii="Arial" w:hAnsi="Arial" w:cs="Arial"/>
+        </w:rPr>
+        <w:t>Diberikan</w:t>
+      </w:r>
+      <w:proofErr w:type="spellEnd"/>
+      <w:r>
+        <w:rPr>
+          <w:rFonts w:ascii="Arial" w:hAnsi="Arial" w:cs="Arial"/>
+        </w:rPr>
+        <w:t xml:space="preserve"> </w:t>
+      </w:r>
+      <w:proofErr w:type="spellStart"/>
+      <w:r>
+        <w:rPr>
+          <w:rFonts w:ascii="Arial" w:hAnsi="Arial" w:cs="Arial"/>
+        </w:rPr>
+        <w:t>Cuti</w:t>
+      </w:r>
+      <w:proofErr w:type="spellEnd"/>
+      <w:r>
+        <w:rPr>
+          <w:rFonts w:ascii="Arial" w:hAnsi="Arial" w:cs="Arial"/>
+        </w:rPr>
+        <w:t xml:space="preserve"> </w:t>
+      </w:r>
+      <w:proofErr w:type="spellStart"/>
+      <w:r>
+        <w:rPr>
+          <w:rFonts w:ascii="Arial" w:hAnsi="Arial" w:cs="Arial"/>
+        </w:rPr>
+        <w:t>Tahunan</w:t>
+      </w:r>
+      <w:proofErr w:type="spellEnd"/>
+      <w:r>
+        <w:rPr>
+          <w:rFonts w:ascii="Arial" w:hAnsi="Arial" w:cs="Arial"/>
+        </w:rPr>
+        <w:t xml:space="preserve"> </w:t>
+      </w:r>
+      <w:proofErr w:type="spellStart"/>
+      <w:r>
+        <w:rPr>
+          <w:rFonts w:ascii="Arial" w:hAnsi="Arial" w:cs="Arial"/>
+        </w:rPr>
+        <w:t>kepada</w:t>
+      </w:r>
+      <w:proofErr w:type="spellEnd"/>
+      <w:r>
+        <w:rPr>
+          <w:rFonts w:ascii="Arial" w:hAnsi="Arial" w:cs="Arial"/>
+        </w:rPr>
+        <w:t xml:space="preserve"> </w:t>
+      </w:r>
+      <w:proofErr w:type="spellStart"/>
+      <w:r>
+        <w:rPr>
+          <w:rFonts w:ascii="Arial" w:hAnsi="Arial" w:cs="Arial"/>
+        </w:rPr>
+        <w:t>Pegawai</w:t>
+      </w:r>
+      <w:proofErr w:type="spellEnd"/>
+      <w:r>
+        <w:rPr>
+          <w:rFonts w:ascii="Arial" w:hAnsi="Arial" w:cs="Arial"/>
+        </w:rPr>
+        <w:t xml:space="preserve"> Negeri </w:t>
+      </w:r>
+      <w:proofErr w:type="spellStart"/>
+      <w:proofErr w:type="gramStart"/>
+      <w:r>
+        <w:rPr>
+          <w:rFonts w:ascii="Arial" w:hAnsi="Arial" w:cs="Arial"/>
+        </w:rPr>
+        <w:t>Sipil</w:t>
+      </w:r>
+      <w:proofErr w:type="spellEnd"/>
+      <w:r>
+        <w:rPr>
+          <w:rFonts w:ascii="Arial" w:hAnsi="Arial" w:cs="Arial"/>
+        </w:rPr>
+        <w:t xml:space="preserve"> :</w:t>
+      </w:r>
+      <w:proofErr w:type="gramEnd"/>
     </w:p>
     <w:p>
       <w:pPr>
@@ -604,7 +787,21 @@
         <w:rPr>
           <w:rFonts w:ascii="Arial" w:eastAsia="Arial" w:hAnsi="Arial" w:cs="Arial"/>
         </w:rPr>
-        <w:t>${nama}</w:t>
+        <w:t>${</w:t>
+      </w:r>
+      <w:proofErr w:type="spellStart"/>
+      <w:r>
+        <w:rPr>
+          <w:rFonts w:ascii="Arial" w:eastAsia="Arial" w:hAnsi="Arial" w:cs="Arial"/>
+        </w:rPr>
+        <w:t>nama</w:t>
+      </w:r>
+      <w:proofErr w:type="spellEnd"/>
+      <w:r>
+        <w:rPr>
+          <w:rFonts w:ascii="Arial" w:eastAsia="Arial" w:hAnsi="Arial" w:cs="Arial"/>
+        </w:rPr>
+        <w:t>}</w:t>
       </w:r>
       <w:r>
         <w:rPr>
@@ -674,8 +871,30 @@
         <w:rPr>
           <w:rFonts w:ascii="Arial" w:hAnsi="Arial" w:cs="Arial"/>
         </w:rPr>
-        <w:t>c.   Pangkat/Golongan</w:t>
-      </w:r>
+        <w:t xml:space="preserve">c.   </w:t>
+      </w:r>
+      <w:proofErr w:type="spellStart"/>
+      <w:r>
+        <w:rPr>
+          <w:rFonts w:ascii="Arial" w:hAnsi="Arial" w:cs="Arial"/>
+        </w:rPr>
+        <w:t>Pangkat</w:t>
+      </w:r>
+      <w:proofErr w:type="spellEnd"/>
+      <w:r>
+        <w:rPr>
+          <w:rFonts w:ascii="Arial" w:hAnsi="Arial" w:cs="Arial"/>
+        </w:rPr>
+        <w:t>/</w:t>
+      </w:r>
+      <w:proofErr w:type="spellStart"/>
+      <w:r>
+        <w:rPr>
+          <w:rFonts w:ascii="Arial" w:hAnsi="Arial" w:cs="Arial"/>
+        </w:rPr>
+        <w:t>Golongan</w:t>
+      </w:r>
+      <w:proofErr w:type="spellEnd"/>
       <w:r>
         <w:rPr>
           <w:rFonts w:ascii="Arial" w:hAnsi="Arial" w:cs="Arial"/>
@@ -687,7 +906,21 @@
         <w:rPr>
           <w:rFonts w:ascii="Arial" w:eastAsia="Arial" w:hAnsi="Arial" w:cs="Arial"/>
         </w:rPr>
-        <w:t>${pangkat}</w:t>
+        <w:t>${</w:t>
+      </w:r>
+      <w:proofErr w:type="spellStart"/>
+      <w:r>
+        <w:rPr>
+          <w:rFonts w:ascii="Arial" w:eastAsia="Arial" w:hAnsi="Arial" w:cs="Arial"/>
+        </w:rPr>
+        <w:t>pangkat</w:t>
+      </w:r>
+      <w:proofErr w:type="spellEnd"/>
+      <w:r>
+        <w:rPr>
+          <w:rFonts w:ascii="Arial" w:eastAsia="Arial" w:hAnsi="Arial" w:cs="Arial"/>
+        </w:rPr>
+        <w:t>}</w:t>
       </w:r>
     </w:p>
     <w:p>
@@ -709,12 +942,14 @@
         </w:rPr>
         <w:t xml:space="preserve">d.   </w:t>
       </w:r>
+      <w:proofErr w:type="spellStart"/>
       <w:r>
         <w:rPr>
           <w:rFonts w:ascii="Arial" w:hAnsi="Arial" w:cs="Arial"/>
         </w:rPr>
         <w:t>Jabatan</w:t>
       </w:r>
+      <w:proofErr w:type="spellEnd"/>
       <w:r>
         <w:rPr>
           <w:rFonts w:ascii="Arial" w:hAnsi="Arial" w:cs="Arial"/>
@@ -743,7 +978,21 @@
         <w:rPr>
           <w:rFonts w:ascii="Arial" w:eastAsia="Arial" w:hAnsi="Arial" w:cs="Arial"/>
         </w:rPr>
-        <w:t>${jabatan}</w:t>
+        <w:t>${</w:t>
+      </w:r>
+      <w:proofErr w:type="spellStart"/>
+      <w:r>
+        <w:rPr>
+          <w:rFonts w:ascii="Arial" w:eastAsia="Arial" w:hAnsi="Arial" w:cs="Arial"/>
+        </w:rPr>
+        <w:t>jabatan</w:t>
+      </w:r>
+      <w:proofErr w:type="spellEnd"/>
+      <w:r>
+        <w:rPr>
+          <w:rFonts w:ascii="Arial" w:eastAsia="Arial" w:hAnsi="Arial" w:cs="Arial"/>
+        </w:rPr>
+        <w:t>}</w:t>
       </w:r>
     </w:p>
     <w:p>
@@ -774,8 +1023,30 @@
         <w:rPr>
           <w:rFonts w:ascii="Arial" w:hAnsi="Arial" w:cs="Arial"/>
         </w:rPr>
-        <w:t>e.   Satuan Organisasi</w:t>
-      </w:r>
+        <w:t xml:space="preserve">e.   </w:t>
+      </w:r>
+      <w:proofErr w:type="spellStart"/>
+      <w:r>
+        <w:rPr>
+          <w:rFonts w:ascii="Arial" w:hAnsi="Arial" w:cs="Arial"/>
+        </w:rPr>
+        <w:t>Satuan</w:t>
+      </w:r>
+      <w:proofErr w:type="spellEnd"/>
+      <w:r>
+        <w:rPr>
+          <w:rFonts w:ascii="Arial" w:hAnsi="Arial" w:cs="Arial"/>
+        </w:rPr>
+        <w:t xml:space="preserve"> </w:t>
+      </w:r>
+      <w:proofErr w:type="spellStart"/>
+      <w:r>
+        <w:rPr>
+          <w:rFonts w:ascii="Arial" w:hAnsi="Arial" w:cs="Arial"/>
+        </w:rPr>
+        <w:t>Organisasi</w:t>
+      </w:r>
+      <w:proofErr w:type="spellEnd"/>
       <w:r>
         <w:rPr>
           <w:rFonts w:ascii="Arial" w:hAnsi="Arial" w:cs="Arial"/>
@@ -787,19 +1058,21 @@
         <w:rPr>
           <w:rFonts w:ascii="Arial" w:hAnsi="Arial" w:cs="Arial"/>
         </w:rPr>
-        <w:t xml:space="preserve">${satuan_organisasi} </w:t>
-      </w:r>
-      <w:r>
-        <w:rPr>
-          <w:rFonts w:ascii="Arial" w:hAnsi="Arial" w:cs="Arial"/>
-        </w:rPr>
-        <w:t>Kota Madiun</w:t>
-      </w:r>
-      <w:r>
-        <w:rPr>
-          <w:rFonts w:ascii="Arial" w:hAnsi="Arial" w:cs="Arial"/>
-        </w:rPr>
-        <w:t xml:space="preserve"> </w:t>
+        <w:t>${</w:t>
+      </w:r>
+      <w:proofErr w:type="spellStart"/>
+      <w:r>
+        <w:rPr>
+          <w:rFonts w:ascii="Arial" w:hAnsi="Arial" w:cs="Arial"/>
+        </w:rPr>
+        <w:t>satuan_organisasi</w:t>
+      </w:r>
+      <w:proofErr w:type="spellEnd"/>
+      <w:r>
+        <w:rPr>
+          <w:rFonts w:ascii="Arial" w:hAnsi="Arial" w:cs="Arial"/>
+        </w:rPr>
+        <w:t xml:space="preserve">} </w:t>
       </w:r>
     </w:p>
     <w:p>
@@ -831,25 +1104,123 @@
         <w:rPr>
           <w:rFonts w:ascii="Arial" w:hAnsi="Arial" w:cs="Arial"/>
         </w:rPr>
-        <w:t xml:space="preserve"> Selama </w:t>
-      </w:r>
-      <w:r>
-        <w:rPr>
-          <w:rFonts w:ascii="Arial" w:hAnsi="Arial" w:cs="Arial"/>
-        </w:rPr>
-        <w:t>${lama_cuti}</w:t>
-      </w:r>
-      <w:r>
-        <w:rPr>
-          <w:rFonts w:ascii="Arial" w:hAnsi="Arial" w:cs="Arial"/>
-        </w:rPr>
-        <w:t xml:space="preserve"> hari kerja terhitung tanggal </w:t>
-      </w:r>
-      <w:r>
-        <w:rPr>
-          <w:rFonts w:ascii="Arial" w:hAnsi="Arial" w:cs="Arial"/>
-        </w:rPr>
-        <w:t>${tanggal_mulai_cuti}</w:t>
+        <w:t xml:space="preserve"> </w:t>
+      </w:r>
+      <w:proofErr w:type="spellStart"/>
+      <w:r>
+        <w:rPr>
+          <w:rFonts w:ascii="Arial" w:hAnsi="Arial" w:cs="Arial"/>
+        </w:rPr>
+        <w:t>Selama</w:t>
+      </w:r>
+      <w:proofErr w:type="spellEnd"/>
+      <w:r>
+        <w:rPr>
+          <w:rFonts w:ascii="Arial" w:hAnsi="Arial" w:cs="Arial"/>
+        </w:rPr>
+        <w:t xml:space="preserve"> </w:t>
+      </w:r>
+      <w:r>
+        <w:rPr>
+          <w:rFonts w:ascii="Arial" w:hAnsi="Arial" w:cs="Arial"/>
+        </w:rPr>
+        <w:t>${</w:t>
+      </w:r>
+      <w:proofErr w:type="spellStart"/>
+      <w:r>
+        <w:rPr>
+          <w:rFonts w:ascii="Arial" w:hAnsi="Arial" w:cs="Arial"/>
+        </w:rPr>
+        <w:t>lama_cuti</w:t>
+      </w:r>
+      <w:proofErr w:type="spellEnd"/>
+      <w:r>
+        <w:rPr>
+          <w:rFonts w:ascii="Arial" w:hAnsi="Arial" w:cs="Arial"/>
+        </w:rPr>
+        <w:t>}</w:t>
+      </w:r>
+      <w:r>
+        <w:rPr>
+          <w:rFonts w:ascii="Arial" w:hAnsi="Arial" w:cs="Arial"/>
+        </w:rPr>
+        <w:t xml:space="preserve"> </w:t>
+      </w:r>
+      <w:proofErr w:type="spellStart"/>
+      <w:r>
+        <w:rPr>
+          <w:rFonts w:ascii="Arial" w:hAnsi="Arial" w:cs="Arial"/>
+        </w:rPr>
+        <w:t>hari</w:t>
+      </w:r>
+      <w:proofErr w:type="spellEnd"/>
+      <w:r>
+        <w:rPr>
+          <w:rFonts w:ascii="Arial" w:hAnsi="Arial" w:cs="Arial"/>
+        </w:rPr>
+        <w:t xml:space="preserve"> </w:t>
+      </w:r>
+      <w:proofErr w:type="spellStart"/>
+      <w:r>
+        <w:rPr>
+          <w:rFonts w:ascii="Arial" w:hAnsi="Arial" w:cs="Arial"/>
+        </w:rPr>
+        <w:t>kerja</w:t>
+      </w:r>
+      <w:proofErr w:type="spellEnd"/>
+      <w:r>
+        <w:rPr>
+          <w:rFonts w:ascii="Arial" w:hAnsi="Arial" w:cs="Arial"/>
+        </w:rPr>
+        <w:t xml:space="preserve"> </w:t>
+      </w:r>
+      <w:proofErr w:type="spellStart"/>
+      <w:r>
+        <w:rPr>
+          <w:rFonts w:ascii="Arial" w:hAnsi="Arial" w:cs="Arial"/>
+        </w:rPr>
+        <w:t>terhitung</w:t>
+      </w:r>
+      <w:proofErr w:type="spellEnd"/>
+      <w:r>
+        <w:rPr>
+          <w:rFonts w:ascii="Arial" w:hAnsi="Arial" w:cs="Arial"/>
+        </w:rPr>
+        <w:t xml:space="preserve"> </w:t>
+      </w:r>
+      <w:proofErr w:type="spellStart"/>
+      <w:r>
+        <w:rPr>
+          <w:rFonts w:ascii="Arial" w:hAnsi="Arial" w:cs="Arial"/>
+        </w:rPr>
+        <w:t>tanggal</w:t>
+      </w:r>
+      <w:proofErr w:type="spellEnd"/>
+      <w:r>
+        <w:rPr>
+          <w:rFonts w:ascii="Arial" w:hAnsi="Arial" w:cs="Arial"/>
+        </w:rPr>
+        <w:t xml:space="preserve"> </w:t>
+      </w:r>
+      <w:r>
+        <w:rPr>
+          <w:rFonts w:ascii="Arial" w:hAnsi="Arial" w:cs="Arial"/>
+        </w:rPr>
+        <w:t>${</w:t>
+      </w:r>
+      <w:proofErr w:type="spellStart"/>
+      <w:r>
+        <w:rPr>
+          <w:rFonts w:ascii="Arial" w:hAnsi="Arial" w:cs="Arial"/>
+        </w:rPr>
+        <w:t>tanggal_mulai_cuti</w:t>
+      </w:r>
+      <w:proofErr w:type="spellEnd"/>
+      <w:r>
+        <w:rPr>
+          <w:rFonts w:ascii="Arial" w:hAnsi="Arial" w:cs="Arial"/>
+        </w:rPr>
+        <w:t>}</w:t>
       </w:r>
       <w:r>
         <w:rPr>
@@ -888,8 +1259,52 @@
         <w:rPr>
           <w:rFonts w:ascii="Arial" w:hAnsi="Arial" w:cs="Arial"/>
         </w:rPr>
-        <w:t>Dengan ketentuan sebagai berikut :</w:t>
-      </w:r>
+        <w:t xml:space="preserve">Dengan </w:t>
+      </w:r>
+      <w:proofErr w:type="spellStart"/>
+      <w:r>
+        <w:rPr>
+          <w:rFonts w:ascii="Arial" w:hAnsi="Arial" w:cs="Arial"/>
+        </w:rPr>
+        <w:t>ketentuan</w:t>
+      </w:r>
+      <w:proofErr w:type="spellEnd"/>
+      <w:r>
+        <w:rPr>
+          <w:rFonts w:ascii="Arial" w:hAnsi="Arial" w:cs="Arial"/>
+        </w:rPr>
+        <w:t xml:space="preserve"> </w:t>
+      </w:r>
+      <w:proofErr w:type="spellStart"/>
+      <w:r>
+        <w:rPr>
+          <w:rFonts w:ascii="Arial" w:hAnsi="Arial" w:cs="Arial"/>
+        </w:rPr>
+        <w:t>sebagai</w:t>
+      </w:r>
+      <w:proofErr w:type="spellEnd"/>
+      <w:r>
+        <w:rPr>
+          <w:rFonts w:ascii="Arial" w:hAnsi="Arial" w:cs="Arial"/>
+        </w:rPr>
+        <w:t xml:space="preserve"> </w:t>
+      </w:r>
+      <w:proofErr w:type="spellStart"/>
+      <w:proofErr w:type="gramStart"/>
+      <w:r>
+        <w:rPr>
+          <w:rFonts w:ascii="Arial" w:hAnsi="Arial" w:cs="Arial"/>
+        </w:rPr>
+        <w:t>berikut</w:t>
+      </w:r>
+      <w:proofErr w:type="spellEnd"/>
+      <w:r>
+        <w:rPr>
+          <w:rFonts w:ascii="Arial" w:hAnsi="Arial" w:cs="Arial"/>
+        </w:rPr>
+        <w:t xml:space="preserve"> :</w:t>
+      </w:r>
+      <w:proofErr w:type="gramEnd"/>
     </w:p>
     <w:p>
       <w:pPr>
@@ -920,7 +1335,119 @@
         <w:rPr>
           <w:rFonts w:ascii="Arial" w:hAnsi="Arial" w:cs="Arial"/>
         </w:rPr>
-        <w:t>a.  Sebelum menjalankan cuti wajib lapor kepada atasan langsungnya.</w:t>
+        <w:t xml:space="preserve">a.  </w:t>
+      </w:r>
+      <w:proofErr w:type="spellStart"/>
+      <w:r>
+        <w:rPr>
+          <w:rFonts w:ascii="Arial" w:hAnsi="Arial" w:cs="Arial"/>
+        </w:rPr>
+        <w:t>Sebelum</w:t>
+      </w:r>
+      <w:proofErr w:type="spellEnd"/>
+      <w:r>
+        <w:rPr>
+          <w:rFonts w:ascii="Arial" w:hAnsi="Arial" w:cs="Arial"/>
+        </w:rPr>
+        <w:t xml:space="preserve"> </w:t>
+      </w:r>
+      <w:proofErr w:type="spellStart"/>
+      <w:r>
+        <w:rPr>
+          <w:rFonts w:ascii="Arial" w:hAnsi="Arial" w:cs="Arial"/>
+        </w:rPr>
+        <w:t>menjalankan</w:t>
+      </w:r>
+      <w:proofErr w:type="spellEnd"/>
+      <w:r>
+        <w:rPr>
+          <w:rFonts w:ascii="Arial" w:hAnsi="Arial" w:cs="Arial"/>
+        </w:rPr>
+        <w:t xml:space="preserve"> </w:t>
+      </w:r>
+      <w:proofErr w:type="spellStart"/>
+      <w:r>
+        <w:rPr>
+          <w:rFonts w:ascii="Arial" w:hAnsi="Arial" w:cs="Arial"/>
+        </w:rPr>
+        <w:t>cuti</w:t>
+      </w:r>
+      <w:proofErr w:type="spellEnd"/>
+      <w:r>
+        <w:rPr>
+          <w:rFonts w:ascii="Arial" w:hAnsi="Arial" w:cs="Arial"/>
+        </w:rPr>
+        <w:t xml:space="preserve"> </w:t>
+      </w:r>
+      <w:proofErr w:type="spellStart"/>
+      <w:r>
+        <w:rPr>
+          <w:rFonts w:ascii="Arial" w:hAnsi="Arial" w:cs="Arial"/>
+        </w:rPr>
+        <w:t>wajib</w:t>
+      </w:r>
+      <w:proofErr w:type="spellEnd"/>
+      <w:r>
+        <w:rPr>
+          <w:rFonts w:ascii="Arial" w:hAnsi="Arial" w:cs="Arial"/>
+        </w:rPr>
+        <w:t xml:space="preserve"> </w:t>
+      </w:r>
+      <w:proofErr w:type="spellStart"/>
+      <w:r>
+        <w:rPr>
+          <w:rFonts w:ascii="Arial" w:hAnsi="Arial" w:cs="Arial"/>
+        </w:rPr>
+        <w:t>lapor</w:t>
+      </w:r>
+      <w:proofErr w:type="spellEnd"/>
+      <w:r>
+        <w:rPr>
+          <w:rFonts w:ascii="Arial" w:hAnsi="Arial" w:cs="Arial"/>
+        </w:rPr>
+        <w:t xml:space="preserve"> </w:t>
+      </w:r>
+      <w:proofErr w:type="spellStart"/>
+      <w:r>
+        <w:rPr>
+          <w:rFonts w:ascii="Arial" w:hAnsi="Arial" w:cs="Arial"/>
+        </w:rPr>
+        <w:t>kepada</w:t>
+      </w:r>
+      <w:proofErr w:type="spellEnd"/>
+      <w:r>
+        <w:rPr>
+          <w:rFonts w:ascii="Arial" w:hAnsi="Arial" w:cs="Arial"/>
+        </w:rPr>
+        <w:t xml:space="preserve"> </w:t>
+      </w:r>
+      <w:proofErr w:type="spellStart"/>
+      <w:r>
+        <w:rPr>
+          <w:rFonts w:ascii="Arial" w:hAnsi="Arial" w:cs="Arial"/>
+        </w:rPr>
+        <w:t>atasan</w:t>
+      </w:r>
+      <w:proofErr w:type="spellEnd"/>
+      <w:r>
+        <w:rPr>
+          <w:rFonts w:ascii="Arial" w:hAnsi="Arial" w:cs="Arial"/>
+        </w:rPr>
+        <w:t xml:space="preserve"> </w:t>
+      </w:r>
+      <w:proofErr w:type="spellStart"/>
+      <w:r>
+        <w:rPr>
+          <w:rFonts w:ascii="Arial" w:hAnsi="Arial" w:cs="Arial"/>
+        </w:rPr>
+        <w:t>langsungnya</w:t>
+      </w:r>
+      <w:proofErr w:type="spellEnd"/>
+      <w:r>
+        <w:rPr>
+          <w:rFonts w:ascii="Arial" w:hAnsi="Arial" w:cs="Arial"/>
+        </w:rPr>
+        <w:t>.</w:t>
       </w:r>
     </w:p>
     <w:p>
@@ -953,19 +1480,161 @@
         <w:rPr>
           <w:rFonts w:ascii="Arial" w:hAnsi="Arial" w:cs="Arial"/>
         </w:rPr>
+        <w:t xml:space="preserve"> b. Setelah </w:t>
+      </w:r>
+      <w:proofErr w:type="spellStart"/>
+      <w:r>
+        <w:rPr>
+          <w:rFonts w:ascii="Arial" w:hAnsi="Arial" w:cs="Arial"/>
+        </w:rPr>
+        <w:t>menjalankan</w:t>
+      </w:r>
+      <w:proofErr w:type="spellEnd"/>
+      <w:r>
+        <w:rPr>
+          <w:rFonts w:ascii="Arial" w:hAnsi="Arial" w:cs="Arial"/>
+        </w:rPr>
         <w:t xml:space="preserve"> </w:t>
       </w:r>
+      <w:proofErr w:type="spellStart"/>
+      <w:r>
+        <w:rPr>
+          <w:rFonts w:ascii="Arial" w:hAnsi="Arial" w:cs="Arial"/>
+        </w:rPr>
+        <w:t>cuti</w:t>
+      </w:r>
+      <w:proofErr w:type="spellEnd"/>
       <w:r>
         <w:rPr>
           <w:rFonts w:ascii="Arial" w:hAnsi="Arial" w:cs="Arial"/>
         </w:rPr>
         <w:t xml:space="preserve"> </w:t>
       </w:r>
-      <w:r>
-        <w:rPr>
-          <w:rFonts w:ascii="Arial" w:hAnsi="Arial" w:cs="Arial"/>
-        </w:rPr>
-        <w:t>b. Setelah menjalankan cuti wajib melapor kepada atasan langsungnya dan bekerja Kembali sebagaimana mestinya.</w:t>
+      <w:proofErr w:type="spellStart"/>
+      <w:r>
+        <w:rPr>
+          <w:rFonts w:ascii="Arial" w:hAnsi="Arial" w:cs="Arial"/>
+        </w:rPr>
+        <w:t>wajib</w:t>
+      </w:r>
+      <w:proofErr w:type="spellEnd"/>
+      <w:r>
+        <w:rPr>
+          <w:rFonts w:ascii="Arial" w:hAnsi="Arial" w:cs="Arial"/>
+        </w:rPr>
+        <w:t xml:space="preserve"> </w:t>
+      </w:r>
+      <w:proofErr w:type="spellStart"/>
+      <w:r>
+        <w:rPr>
+          <w:rFonts w:ascii="Arial" w:hAnsi="Arial" w:cs="Arial"/>
+        </w:rPr>
+        <w:t>melapor</w:t>
+      </w:r>
+      <w:proofErr w:type="spellEnd"/>
+      <w:r>
+        <w:rPr>
+          <w:rFonts w:ascii="Arial" w:hAnsi="Arial" w:cs="Arial"/>
+        </w:rPr>
+        <w:t xml:space="preserve"> </w:t>
+      </w:r>
+      <w:proofErr w:type="spellStart"/>
+      <w:r>
+        <w:rPr>
+          <w:rFonts w:ascii="Arial" w:hAnsi="Arial" w:cs="Arial"/>
+        </w:rPr>
+        <w:t>kepada</w:t>
+      </w:r>
+      <w:proofErr w:type="spellEnd"/>
+      <w:r>
+        <w:rPr>
+          <w:rFonts w:ascii="Arial" w:hAnsi="Arial" w:cs="Arial"/>
+        </w:rPr>
+        <w:t xml:space="preserve"> </w:t>
+      </w:r>
+      <w:proofErr w:type="spellStart"/>
+      <w:r>
+        <w:rPr>
+          <w:rFonts w:ascii="Arial" w:hAnsi="Arial" w:cs="Arial"/>
+        </w:rPr>
+        <w:t>atasan</w:t>
+      </w:r>
+      <w:proofErr w:type="spellEnd"/>
+      <w:r>
+        <w:rPr>
+          <w:rFonts w:ascii="Arial" w:hAnsi="Arial" w:cs="Arial"/>
+        </w:rPr>
+        <w:t xml:space="preserve"> </w:t>
+      </w:r>
+      <w:proofErr w:type="spellStart"/>
+      <w:r>
+        <w:rPr>
+          <w:rFonts w:ascii="Arial" w:hAnsi="Arial" w:cs="Arial"/>
+        </w:rPr>
+        <w:t>langsungnya</w:t>
+      </w:r>
+      <w:proofErr w:type="spellEnd"/>
+      <w:r>
+        <w:rPr>
+          <w:rFonts w:ascii="Arial" w:hAnsi="Arial" w:cs="Arial"/>
+        </w:rPr>
+        <w:t xml:space="preserve"> dan </w:t>
+      </w:r>
+      <w:proofErr w:type="spellStart"/>
+      <w:r>
+        <w:rPr>
+          <w:rFonts w:ascii="Arial" w:hAnsi="Arial" w:cs="Arial"/>
+        </w:rPr>
+        <w:t>bekerja</w:t>
+      </w:r>
+      <w:proofErr w:type="spellEnd"/>
+      <w:r>
+        <w:rPr>
+          <w:rFonts w:ascii="Arial" w:hAnsi="Arial" w:cs="Arial"/>
+        </w:rPr>
+        <w:t xml:space="preserve"> </w:t>
+      </w:r>
+      <w:proofErr w:type="spellStart"/>
+      <w:r>
+        <w:rPr>
+          <w:rFonts w:ascii="Arial" w:hAnsi="Arial" w:cs="Arial"/>
+        </w:rPr>
+        <w:t>Kembali</w:t>
+      </w:r>
+      <w:proofErr w:type="spellEnd"/>
+      <w:r>
+        <w:rPr>
+          <w:rFonts w:ascii="Arial" w:hAnsi="Arial" w:cs="Arial"/>
+        </w:rPr>
+        <w:t xml:space="preserve"> </w:t>
+      </w:r>
+      <w:proofErr w:type="spellStart"/>
+      <w:r>
+        <w:rPr>
+          <w:rFonts w:ascii="Arial" w:hAnsi="Arial" w:cs="Arial"/>
+        </w:rPr>
+        <w:t>sebagaimana</w:t>
+      </w:r>
+      <w:proofErr w:type="spellEnd"/>
+      <w:r>
+        <w:rPr>
+          <w:rFonts w:ascii="Arial" w:hAnsi="Arial" w:cs="Arial"/>
+        </w:rPr>
+        <w:t xml:space="preserve"> </w:t>
+      </w:r>
+      <w:proofErr w:type="spellStart"/>
+      <w:r>
+        <w:rPr>
+          <w:rFonts w:ascii="Arial" w:hAnsi="Arial" w:cs="Arial"/>
+        </w:rPr>
+        <w:t>mestinya</w:t>
+      </w:r>
+      <w:proofErr w:type="spellEnd"/>
+      <w:r>
+        <w:rPr>
+          <w:rFonts w:ascii="Arial" w:hAnsi="Arial" w:cs="Arial"/>
+        </w:rPr>
+        <w:t>.</w:t>
       </w:r>
     </w:p>
     <w:p>
@@ -993,23 +1662,131 @@
         </w:rPr>
         <w:t xml:space="preserve"> </w:t>
       </w:r>
-      <w:r>
-        <w:rPr>
-          <w:rFonts w:ascii="Arial" w:hAnsi="Arial" w:cs="Arial"/>
-        </w:rPr>
-        <w:t xml:space="preserve">Demikian surat ijin cuti </w:t>
-      </w:r>
+      <w:proofErr w:type="spellStart"/>
+      <w:r>
+        <w:rPr>
+          <w:rFonts w:ascii="Arial" w:hAnsi="Arial" w:cs="Arial"/>
+        </w:rPr>
+        <w:t>Demikian</w:t>
+      </w:r>
+      <w:proofErr w:type="spellEnd"/>
+      <w:r>
+        <w:rPr>
+          <w:rFonts w:ascii="Arial" w:hAnsi="Arial" w:cs="Arial"/>
+        </w:rPr>
+        <w:t xml:space="preserve"> </w:t>
+      </w:r>
+      <w:proofErr w:type="spellStart"/>
+      <w:r>
+        <w:rPr>
+          <w:rFonts w:ascii="Arial" w:hAnsi="Arial" w:cs="Arial"/>
+        </w:rPr>
+        <w:t>surat</w:t>
+      </w:r>
+      <w:proofErr w:type="spellEnd"/>
+      <w:r>
+        <w:rPr>
+          <w:rFonts w:ascii="Arial" w:hAnsi="Arial" w:cs="Arial"/>
+        </w:rPr>
+        <w:t xml:space="preserve"> </w:t>
+      </w:r>
+      <w:proofErr w:type="spellStart"/>
+      <w:r>
+        <w:rPr>
+          <w:rFonts w:ascii="Arial" w:hAnsi="Arial" w:cs="Arial"/>
+        </w:rPr>
+        <w:t>ijin</w:t>
+      </w:r>
+      <w:proofErr w:type="spellEnd"/>
+      <w:r>
+        <w:rPr>
+          <w:rFonts w:ascii="Arial" w:hAnsi="Arial" w:cs="Arial"/>
+        </w:rPr>
+        <w:t xml:space="preserve"> </w:t>
+      </w:r>
+      <w:proofErr w:type="spellStart"/>
+      <w:r>
+        <w:rPr>
+          <w:rFonts w:ascii="Arial" w:hAnsi="Arial" w:cs="Arial"/>
+        </w:rPr>
+        <w:t>cuti</w:t>
+      </w:r>
+      <w:proofErr w:type="spellEnd"/>
+      <w:r>
+        <w:rPr>
+          <w:rFonts w:ascii="Arial" w:hAnsi="Arial" w:cs="Arial"/>
+        </w:rPr>
+        <w:t xml:space="preserve"> </w:t>
+      </w:r>
+      <w:proofErr w:type="spellStart"/>
       <w:r>
         <w:rPr>
           <w:rFonts w:ascii="Arial" w:hAnsi="Arial" w:cs="Arial"/>
         </w:rPr>
         <w:t>tahunan</w:t>
       </w:r>
-      <w:r>
-        <w:rPr>
-          <w:rFonts w:ascii="Arial" w:hAnsi="Arial" w:cs="Arial"/>
-        </w:rPr>
-        <w:t xml:space="preserve"> ini dibuat untuk dapat dipergunakan sebagaimana mestinya.</w:t>
+      <w:proofErr w:type="spellEnd"/>
+      <w:r>
+        <w:rPr>
+          <w:rFonts w:ascii="Arial" w:hAnsi="Arial" w:cs="Arial"/>
+        </w:rPr>
+        <w:t xml:space="preserve"> ini </w:t>
+      </w:r>
+      <w:proofErr w:type="spellStart"/>
+      <w:r>
+        <w:rPr>
+          <w:rFonts w:ascii="Arial" w:hAnsi="Arial" w:cs="Arial"/>
+        </w:rPr>
+        <w:t>dibuat</w:t>
+      </w:r>
+      <w:proofErr w:type="spellEnd"/>
+      <w:r>
+        <w:rPr>
+          <w:rFonts w:ascii="Arial" w:hAnsi="Arial" w:cs="Arial"/>
+        </w:rPr>
+        <w:t xml:space="preserve"> untuk dapat </w:t>
+      </w:r>
+      <w:proofErr w:type="spellStart"/>
+      <w:r>
+        <w:rPr>
+          <w:rFonts w:ascii="Arial" w:hAnsi="Arial" w:cs="Arial"/>
+        </w:rPr>
+        <w:t>dipergunakan</w:t>
+      </w:r>
+      <w:proofErr w:type="spellEnd"/>
+      <w:r>
+        <w:rPr>
+          <w:rFonts w:ascii="Arial" w:hAnsi="Arial" w:cs="Arial"/>
+        </w:rPr>
+        <w:t xml:space="preserve"> </w:t>
+      </w:r>
+      <w:proofErr w:type="spellStart"/>
+      <w:r>
+        <w:rPr>
+          <w:rFonts w:ascii="Arial" w:hAnsi="Arial" w:cs="Arial"/>
+        </w:rPr>
+        <w:t>sebagaimana</w:t>
+      </w:r>
+      <w:proofErr w:type="spellEnd"/>
+      <w:r>
+        <w:rPr>
+          <w:rFonts w:ascii="Arial" w:hAnsi="Arial" w:cs="Arial"/>
+        </w:rPr>
+        <w:t xml:space="preserve"> </w:t>
+      </w:r>
+      <w:proofErr w:type="spellStart"/>
+      <w:r>
+        <w:rPr>
+          <w:rFonts w:ascii="Arial" w:hAnsi="Arial" w:cs="Arial"/>
+        </w:rPr>
+        <w:t>mestinya</w:t>
+      </w:r>
+      <w:proofErr w:type="spellEnd"/>
+      <w:r>
+        <w:rPr>
+          <w:rFonts w:ascii="Arial" w:hAnsi="Arial" w:cs="Arial"/>
+        </w:rPr>
+        <w:t>.</w:t>
       </w:r>
     </w:p>
     <w:p>
@@ -1065,11 +1842,27 @@
         <w:tab/>
         <w:t xml:space="preserve">          </w:t>
       </w:r>
-      <w:r>
-        <w:rPr>
-          <w:rFonts w:ascii="Arial" w:hAnsi="Arial" w:cs="Arial"/>
-        </w:rPr>
-        <w:t xml:space="preserve">Madiun,      </w:t>
+      <w:proofErr w:type="spellStart"/>
+      <w:proofErr w:type="gramStart"/>
+      <w:r>
+        <w:rPr>
+          <w:rFonts w:ascii="Arial" w:hAnsi="Arial" w:cs="Arial"/>
+        </w:rPr>
+        <w:t>Madiun</w:t>
+      </w:r>
+      <w:proofErr w:type="spellEnd"/>
+      <w:r>
+        <w:rPr>
+          <w:rFonts w:ascii="Arial" w:hAnsi="Arial" w:cs="Arial"/>
+        </w:rPr>
+        <w:t xml:space="preserve">,   </w:t>
+      </w:r>
+      <w:proofErr w:type="gramEnd"/>
+      <w:r>
+        <w:rPr>
+          <w:rFonts w:ascii="Arial" w:hAnsi="Arial" w:cs="Arial"/>
+        </w:rPr>
+        <w:t xml:space="preserve">   </w:t>
       </w:r>
       <w:r>
         <w:rPr>
@@ -1140,6 +1933,7 @@
         </w:rPr>
         <w:t xml:space="preserve">     </w:t>
       </w:r>
+      <w:proofErr w:type="spellStart"/>
       <w:r>
         <w:rPr>
           <w:rFonts w:ascii="Arial" w:hAnsi="Arial" w:cs="Arial"/>
@@ -1148,6 +1942,7 @@
         </w:rPr>
         <w:t>Kepala</w:t>
       </w:r>
+      <w:proofErr w:type="spellEnd"/>
       <w:r>
         <w:rPr>
           <w:rFonts w:ascii="Arial" w:hAnsi="Arial" w:cs="Arial"/>
@@ -1156,30 +1951,34 @@
         </w:rPr>
         <w:t xml:space="preserve"> </w:t>
       </w:r>
+      <w:proofErr w:type="spellStart"/>
       <w:r>
         <w:rPr>
           <w:rFonts w:ascii="Arial" w:hAnsi="Arial" w:cs="Arial"/>
           <w:b/>
           <w:bCs/>
         </w:rPr>
-        <w:t>${</w:t>
-      </w:r>
+        <w:t>Dinas</w:t>
+      </w:r>
+      <w:proofErr w:type="spellEnd"/>
       <w:r>
         <w:rPr>
           <w:rFonts w:ascii="Arial" w:hAnsi="Arial" w:cs="Arial"/>
           <w:b/>
           <w:bCs/>
         </w:rPr>
-        <w:t>nama_instansi</w:t>
-      </w:r>
+        <w:t xml:space="preserve"> </w:t>
+      </w:r>
+      <w:proofErr w:type="spellStart"/>
       <w:r>
         <w:rPr>
           <w:rFonts w:ascii="Arial" w:hAnsi="Arial" w:cs="Arial"/>
           <w:b/>
           <w:bCs/>
         </w:rPr>
-        <w:t>}</w:t>
-      </w:r>
+        <w:t>Perdagangan</w:t>
+      </w:r>
+      <w:proofErr w:type="spellEnd"/>
       <w:r>
         <w:rPr>
           <w:rFonts w:ascii="Arial" w:hAnsi="Arial" w:cs="Arial"/>
@@ -1304,7 +2103,25 @@
           <w:b/>
           <w:u w:val="single"/>
         </w:rPr>
-        <w:t>${nama_pimpinan}</w:t>
+        <w:t>${</w:t>
+      </w:r>
+      <w:proofErr w:type="spellStart"/>
+      <w:r>
+        <w:rPr>
+          <w:rFonts w:ascii="Arial" w:hAnsi="Arial" w:cs="Arial"/>
+          <w:b/>
+          <w:u w:val="single"/>
+        </w:rPr>
+        <w:t>nama_pimpinan</w:t>
+      </w:r>
+      <w:proofErr w:type="spellEnd"/>
+      <w:r>
+        <w:rPr>
+          <w:rFonts w:ascii="Arial" w:hAnsi="Arial" w:cs="Arial"/>
+          <w:b/>
+          <w:u w:val="single"/>
+        </w:rPr>
+        <w:t>}</w:t>
       </w:r>
     </w:p>
     <w:p>
@@ -1346,14 +2163,14 @@
           <w:rFonts w:ascii="Arial" w:hAnsi="Arial" w:cs="Arial"/>
           <w:b/>
         </w:rPr>
-        <w:t xml:space="preserve">         </w:t>
+        <w:t xml:space="preserve">      </w:t>
       </w:r>
       <w:r>
         <w:rPr>
           <w:rFonts w:ascii="Arial" w:hAnsi="Arial" w:cs="Arial"/>
           <w:b/>
         </w:rPr>
-        <w:t>${jabatan_pimpinan}</w:t>
+        <w:t>Pembina Utama Muda (IV/c)</w:t>
       </w:r>
     </w:p>
     <w:p>
@@ -1388,8 +2205,10 @@
           <w:b/>
         </w:rPr>
         <w:tab/>
-        <w:t xml:space="preserve">                       </w:t>
-      </w:r>
+        <w:t xml:space="preserve">                    </w:t>
+      </w:r>
+      <w:bookmarkStart w:id="3" w:name="_GoBack"/>
+      <w:bookmarkEnd w:id="3"/>
       <w:r>
         <w:rPr>
           <w:rFonts w:ascii="Arial" w:hAnsi="Arial" w:cs="Arial"/>
@@ -1402,7 +2221,23 @@
           <w:rFonts w:ascii="Arial" w:hAnsi="Arial" w:cs="Arial"/>
           <w:b/>
         </w:rPr>
-        <w:t>${nip_jabatan}</w:t>
+        <w:t>${</w:t>
+      </w:r>
+      <w:proofErr w:type="spellStart"/>
+      <w:r>
+        <w:rPr>
+          <w:rFonts w:ascii="Arial" w:hAnsi="Arial" w:cs="Arial"/>
+          <w:b/>
+        </w:rPr>
+        <w:t>nip_jabatan</w:t>
+      </w:r>
+      <w:proofErr w:type="spellEnd"/>
+      <w:r>
+        <w:rPr>
+          <w:rFonts w:ascii="Arial" w:hAnsi="Arial" w:cs="Arial"/>
+          <w:b/>
+        </w:rPr>
+        <w:t>}</w:t>
       </w:r>
     </w:p>
     <w:p>
@@ -1446,8 +2281,23 @@
           <w:rFonts w:ascii="Arial" w:hAnsi="Arial" w:cs="Arial"/>
         </w:rPr>
         <w:tab/>
-        <w:t>Tembusan :</w:t>
-      </w:r>
+      </w:r>
+      <w:proofErr w:type="spellStart"/>
+      <w:proofErr w:type="gramStart"/>
+      <w:r>
+        <w:rPr>
+          <w:rFonts w:ascii="Arial" w:hAnsi="Arial" w:cs="Arial"/>
+        </w:rPr>
+        <w:t>Tembusan</w:t>
+      </w:r>
+      <w:proofErr w:type="spellEnd"/>
+      <w:r>
+        <w:rPr>
+          <w:rFonts w:ascii="Arial" w:hAnsi="Arial" w:cs="Arial"/>
+        </w:rPr>
+        <w:t xml:space="preserve"> :</w:t>
+      </w:r>
+      <w:proofErr w:type="gramEnd"/>
       <w:r>
         <w:rPr>
           <w:rFonts w:ascii="Arial" w:hAnsi="Arial" w:cs="Arial"/>
@@ -1467,12 +2317,56 @@
           <w:rFonts w:ascii="Arial" w:hAnsi="Arial" w:cs="Arial"/>
         </w:rPr>
       </w:pPr>
-      <w:r>
-        <w:rPr>
-          <w:rFonts w:ascii="Arial" w:hAnsi="Arial" w:cs="Arial"/>
-        </w:rPr>
-        <w:t>Yth. 1.  Sdr. Inspektur Kota Madiun</w:t>
-      </w:r>
+      <w:proofErr w:type="spellStart"/>
+      <w:r>
+        <w:rPr>
+          <w:rFonts w:ascii="Arial" w:hAnsi="Arial" w:cs="Arial"/>
+        </w:rPr>
+        <w:t>Yth</w:t>
+      </w:r>
+      <w:proofErr w:type="spellEnd"/>
+      <w:r>
+        <w:rPr>
+          <w:rFonts w:ascii="Arial" w:hAnsi="Arial" w:cs="Arial"/>
+        </w:rPr>
+        <w:t xml:space="preserve">. 1.  </w:t>
+      </w:r>
+      <w:proofErr w:type="spellStart"/>
+      <w:r>
+        <w:rPr>
+          <w:rFonts w:ascii="Arial" w:hAnsi="Arial" w:cs="Arial"/>
+        </w:rPr>
+        <w:t>Sdr</w:t>
+      </w:r>
+      <w:proofErr w:type="spellEnd"/>
+      <w:r>
+        <w:rPr>
+          <w:rFonts w:ascii="Arial" w:hAnsi="Arial" w:cs="Arial"/>
+        </w:rPr>
+        <w:t xml:space="preserve">. </w:t>
+      </w:r>
+      <w:proofErr w:type="spellStart"/>
+      <w:r>
+        <w:rPr>
+          <w:rFonts w:ascii="Arial" w:hAnsi="Arial" w:cs="Arial"/>
+        </w:rPr>
+        <w:t>Inspektur</w:t>
+      </w:r>
+      <w:proofErr w:type="spellEnd"/>
+      <w:r>
+        <w:rPr>
+          <w:rFonts w:ascii="Arial" w:hAnsi="Arial" w:cs="Arial"/>
+        </w:rPr>
+        <w:t xml:space="preserve"> Kota </w:t>
+      </w:r>
+      <w:proofErr w:type="spellStart"/>
+      <w:r>
+        <w:rPr>
+          <w:rFonts w:ascii="Arial" w:hAnsi="Arial" w:cs="Arial"/>
+        </w:rPr>
+        <w:t>Madiun</w:t>
+      </w:r>
+      <w:proofErr w:type="spellEnd"/>
     </w:p>
     <w:p>
       <w:pPr>
@@ -1506,7 +2400,62 @@
           <w:rFonts w:ascii="Arial" w:hAnsi="Arial" w:cs="Arial"/>
         </w:rPr>
         <w:tab/>
-        <w:t xml:space="preserve">Sdr. Kepala Badan Kepegawaian dan Pengembangan </w:t>
+      </w:r>
+      <w:proofErr w:type="spellStart"/>
+      <w:r>
+        <w:rPr>
+          <w:rFonts w:ascii="Arial" w:hAnsi="Arial" w:cs="Arial"/>
+        </w:rPr>
+        <w:t>Sdr</w:t>
+      </w:r>
+      <w:proofErr w:type="spellEnd"/>
+      <w:r>
+        <w:rPr>
+          <w:rFonts w:ascii="Arial" w:hAnsi="Arial" w:cs="Arial"/>
+        </w:rPr>
+        <w:t xml:space="preserve">. </w:t>
+      </w:r>
+      <w:proofErr w:type="spellStart"/>
+      <w:r>
+        <w:rPr>
+          <w:rFonts w:ascii="Arial" w:hAnsi="Arial" w:cs="Arial"/>
+        </w:rPr>
+        <w:t>Kepala</w:t>
+      </w:r>
+      <w:proofErr w:type="spellEnd"/>
+      <w:r>
+        <w:rPr>
+          <w:rFonts w:ascii="Arial" w:hAnsi="Arial" w:cs="Arial"/>
+        </w:rPr>
+        <w:t xml:space="preserve"> Badan </w:t>
+      </w:r>
+      <w:proofErr w:type="spellStart"/>
+      <w:r>
+        <w:rPr>
+          <w:rFonts w:ascii="Arial" w:hAnsi="Arial" w:cs="Arial"/>
+        </w:rPr>
+        <w:t>Kepegawaian</w:t>
+      </w:r>
+      <w:proofErr w:type="spellEnd"/>
+      <w:r>
+        <w:rPr>
+          <w:rFonts w:ascii="Arial" w:hAnsi="Arial" w:cs="Arial"/>
+        </w:rPr>
+        <w:t xml:space="preserve"> dan </w:t>
+      </w:r>
+      <w:proofErr w:type="spellStart"/>
+      <w:r>
+        <w:rPr>
+          <w:rFonts w:ascii="Arial" w:hAnsi="Arial" w:cs="Arial"/>
+        </w:rPr>
+        <w:t>Pengembangan</w:t>
+      </w:r>
+      <w:proofErr w:type="spellEnd"/>
+      <w:r>
+        <w:rPr>
+          <w:rFonts w:ascii="Arial" w:hAnsi="Arial" w:cs="Arial"/>
+        </w:rPr>
+        <w:t xml:space="preserve"> </w:t>
       </w:r>
     </w:p>
     <w:p>
@@ -1524,8 +2473,57 @@
           <w:rFonts w:ascii="Arial" w:hAnsi="Arial" w:cs="Arial"/>
         </w:rPr>
         <w:tab/>
-        <w:t>Sumber Daya Manusia Kota Madiun</w:t>
-      </w:r>
+      </w:r>
+      <w:proofErr w:type="spellStart"/>
+      <w:r>
+        <w:rPr>
+          <w:rFonts w:ascii="Arial" w:hAnsi="Arial" w:cs="Arial"/>
+        </w:rPr>
+        <w:t>Sumber</w:t>
+      </w:r>
+      <w:proofErr w:type="spellEnd"/>
+      <w:r>
+        <w:rPr>
+          <w:rFonts w:ascii="Arial" w:hAnsi="Arial" w:cs="Arial"/>
+        </w:rPr>
+        <w:t xml:space="preserve"> </w:t>
+      </w:r>
+      <w:proofErr w:type="spellStart"/>
+      <w:r>
+        <w:rPr>
+          <w:rFonts w:ascii="Arial" w:hAnsi="Arial" w:cs="Arial"/>
+        </w:rPr>
+        <w:t>Daya</w:t>
+      </w:r>
+      <w:proofErr w:type="spellEnd"/>
+      <w:r>
+        <w:rPr>
+          <w:rFonts w:ascii="Arial" w:hAnsi="Arial" w:cs="Arial"/>
+        </w:rPr>
+        <w:t xml:space="preserve"> </w:t>
+      </w:r>
+      <w:proofErr w:type="spellStart"/>
+      <w:r>
+        <w:rPr>
+          <w:rFonts w:ascii="Arial" w:hAnsi="Arial" w:cs="Arial"/>
+        </w:rPr>
+        <w:t>Manusia</w:t>
+      </w:r>
+      <w:proofErr w:type="spellEnd"/>
+      <w:r>
+        <w:rPr>
+          <w:rFonts w:ascii="Arial" w:hAnsi="Arial" w:cs="Arial"/>
+        </w:rPr>
+        <w:t xml:space="preserve"> Kota </w:t>
+      </w:r>
+      <w:proofErr w:type="spellStart"/>
+      <w:r>
+        <w:rPr>
+          <w:rFonts w:ascii="Arial" w:hAnsi="Arial" w:cs="Arial"/>
+        </w:rPr>
+        <w:t>Madiun</w:t>
+      </w:r>
+      <w:proofErr w:type="spellEnd"/>
     </w:p>
     <w:p>
       <w:pPr>
@@ -1838,34 +2836,7 @@
           <w:szCs w:val="20"/>
           <w:lang w:val="it-IT"/>
         </w:rPr>
-        <w:t xml:space="preserve"> </w:t>
-      </w:r>
-      <w:r>
-        <w:rPr>
-          <w:rFonts w:ascii="Arial" w:hAnsi="Arial" w:cs="Arial"/>
-          <w:sz w:val="20"/>
-          <w:szCs w:val="20"/>
-          <w:lang w:val="it-IT"/>
-        </w:rPr>
-        <w:t>${</w:t>
-      </w:r>
-      <w:r>
-        <w:rPr>
-          <w:rFonts w:ascii="Arial" w:hAnsi="Arial" w:cs="Arial"/>
-          <w:sz w:val="20"/>
-          <w:szCs w:val="20"/>
-          <w:lang w:val="it-IT"/>
-        </w:rPr>
-        <w:t>nama_instansi</w:t>
-      </w:r>
-      <w:r>
-        <w:rPr>
-          <w:rFonts w:ascii="Arial" w:hAnsi="Arial" w:cs="Arial"/>
-          <w:sz w:val="20"/>
-          <w:szCs w:val="20"/>
-          <w:lang w:val="it-IT"/>
-        </w:rPr>
-        <w:t>}</w:t>
+        <w:t xml:space="preserve"> Dinas Perdagangan</w:t>
       </w:r>
     </w:p>
     <w:p>
@@ -2150,7 +3121,25 @@
                 <w:sz w:val="20"/>
                 <w:szCs w:val="20"/>
               </w:rPr>
-              <w:t>${nama}</w:t>
+              <w:t>${</w:t>
+            </w:r>
+            <w:proofErr w:type="spellStart"/>
+            <w:r>
+              <w:rPr>
+                <w:rFonts w:ascii="Arial" w:eastAsia="Arial" w:hAnsi="Arial" w:cs="Arial"/>
+                <w:sz w:val="20"/>
+                <w:szCs w:val="20"/>
+              </w:rPr>
+              <w:t>nama</w:t>
+            </w:r>
+            <w:proofErr w:type="spellEnd"/>
+            <w:r>
+              <w:rPr>
+                <w:rFonts w:ascii="Arial" w:eastAsia="Arial" w:hAnsi="Arial" w:cs="Arial"/>
+                <w:sz w:val="20"/>
+                <w:szCs w:val="20"/>
+              </w:rPr>
+              <w:t>}</w:t>
             </w:r>
           </w:p>
         </w:tc>
@@ -2253,7 +3242,25 @@
                 <w:sz w:val="20"/>
                 <w:szCs w:val="20"/>
               </w:rPr>
-              <w:t>${jabatan}</w:t>
+              <w:t>${</w:t>
+            </w:r>
+            <w:proofErr w:type="spellStart"/>
+            <w:r>
+              <w:rPr>
+                <w:rFonts w:ascii="Arial" w:eastAsia="Arial" w:hAnsi="Arial" w:cs="Arial"/>
+                <w:sz w:val="20"/>
+                <w:szCs w:val="20"/>
+              </w:rPr>
+              <w:t>jabatan</w:t>
+            </w:r>
+            <w:proofErr w:type="spellEnd"/>
+            <w:r>
+              <w:rPr>
+                <w:rFonts w:ascii="Arial" w:eastAsia="Arial" w:hAnsi="Arial" w:cs="Arial"/>
+                <w:sz w:val="20"/>
+                <w:szCs w:val="20"/>
+              </w:rPr>
+              <w:t>}</w:t>
             </w:r>
           </w:p>
         </w:tc>
@@ -2440,7 +3447,6 @@
               <w:ind w:left="0" w:firstLine="0"/>
               <w:rPr>
                 <w:rFonts w:ascii="Arial" w:hAnsi="Arial" w:cs="Arial"/>
-                <w:color w:val="FF0000"/>
                 <w:sz w:val="20"/>
                 <w:szCs w:val="20"/>
                 <w:lang w:val="pt-BR"/>
@@ -2449,7 +3455,6 @@
             <w:r>
               <w:rPr>
                 <w:rFonts w:ascii="Arial" w:hAnsi="Arial" w:cs="Arial"/>
-                <w:color w:val="FF0000"/>
                 <w:sz w:val="20"/>
                 <w:szCs w:val="20"/>
                 <w:lang w:val="pt-BR"/>
@@ -2460,7 +3465,6 @@
               <w:rPr>
                 <w:rFonts w:ascii="Arial" w:hAnsi="Arial" w:cs="Arial"/>
                 <w:b/>
-                <w:color w:val="FF0000"/>
                 <w:sz w:val="20"/>
                 <w:szCs w:val="20"/>
                 <w:lang w:val="pt-BR"/>
@@ -2510,7 +3514,6 @@
             <w:pPr>
               <w:rPr>
                 <w:rFonts w:ascii="Arial" w:hAnsi="Arial" w:cs="Arial"/>
-                <w:b/>
                 <w:bCs/>
                 <w:color w:val="FF0000"/>
                 <w:sz w:val="20"/>
@@ -2522,7 +3525,6 @@
             <w:r>
               <w:rPr>
                 <w:rFonts w:ascii="Arial" w:hAnsi="Arial" w:cs="Arial"/>
-                <w:b/>
                 <w:bCs/>
                 <w:color w:val="FF0000"/>
                 <w:sz w:val="20"/>
@@ -2534,11 +3536,46 @@
             <w:r>
               <w:rPr>
                 <w:rFonts w:ascii="Arial" w:eastAsia="Arial" w:hAnsi="Arial" w:cs="Arial"/>
-                <w:b/>
-                <w:sz w:val="20"/>
-                <w:szCs w:val="20"/>
-              </w:rPr>
-              <w:t>${cuti tahunan}</w:t>
+                <w:sz w:val="20"/>
+                <w:szCs w:val="20"/>
+              </w:rPr>
+              <w:t>${</w:t>
+            </w:r>
+            <w:proofErr w:type="spellStart"/>
+            <w:r>
+              <w:rPr>
+                <w:rFonts w:ascii="Arial" w:eastAsia="Arial" w:hAnsi="Arial" w:cs="Arial"/>
+                <w:sz w:val="20"/>
+                <w:szCs w:val="20"/>
+              </w:rPr>
+              <w:t>cuti</w:t>
+            </w:r>
+            <w:proofErr w:type="spellEnd"/>
+            <w:r>
+              <w:rPr>
+                <w:rFonts w:ascii="Arial" w:eastAsia="Arial" w:hAnsi="Arial" w:cs="Arial"/>
+                <w:sz w:val="20"/>
+                <w:szCs w:val="20"/>
+              </w:rPr>
+              <w:t xml:space="preserve"> </w:t>
+            </w:r>
+            <w:proofErr w:type="spellStart"/>
+            <w:r>
+              <w:rPr>
+                <w:rFonts w:ascii="Arial" w:eastAsia="Arial" w:hAnsi="Arial" w:cs="Arial"/>
+                <w:sz w:val="20"/>
+                <w:szCs w:val="20"/>
+              </w:rPr>
+              <w:t>tahunan</w:t>
+            </w:r>
+            <w:proofErr w:type="spellEnd"/>
+            <w:r>
+              <w:rPr>
+                <w:rFonts w:ascii="Arial" w:eastAsia="Arial" w:hAnsi="Arial" w:cs="Arial"/>
+                <w:sz w:val="20"/>
+                <w:szCs w:val="20"/>
+              </w:rPr>
+              <w:t>}</w:t>
             </w:r>
           </w:p>
         </w:tc>
@@ -2592,7 +3629,43 @@
                 <w:sz w:val="20"/>
                 <w:szCs w:val="20"/>
               </w:rPr>
-              <w:t>${cuti besar}</w:t>
+              <w:t>${</w:t>
+            </w:r>
+            <w:proofErr w:type="spellStart"/>
+            <w:r>
+              <w:rPr>
+                <w:rFonts w:ascii="Arial" w:eastAsia="Arial" w:hAnsi="Arial" w:cs="Arial"/>
+                <w:sz w:val="20"/>
+                <w:szCs w:val="20"/>
+              </w:rPr>
+              <w:t>cuti</w:t>
+            </w:r>
+            <w:proofErr w:type="spellEnd"/>
+            <w:r>
+              <w:rPr>
+                <w:rFonts w:ascii="Arial" w:eastAsia="Arial" w:hAnsi="Arial" w:cs="Arial"/>
+                <w:sz w:val="20"/>
+                <w:szCs w:val="20"/>
+              </w:rPr>
+              <w:t xml:space="preserve"> </w:t>
+            </w:r>
+            <w:proofErr w:type="spellStart"/>
+            <w:r>
+              <w:rPr>
+                <w:rFonts w:ascii="Arial" w:eastAsia="Arial" w:hAnsi="Arial" w:cs="Arial"/>
+                <w:sz w:val="20"/>
+                <w:szCs w:val="20"/>
+              </w:rPr>
+              <w:t>besar</w:t>
+            </w:r>
+            <w:proofErr w:type="spellEnd"/>
+            <w:r>
+              <w:rPr>
+                <w:rFonts w:ascii="Arial" w:eastAsia="Arial" w:hAnsi="Arial" w:cs="Arial"/>
+                <w:sz w:val="20"/>
+                <w:szCs w:val="20"/>
+              </w:rPr>
+              <w:t>}</w:t>
             </w:r>
           </w:p>
         </w:tc>
@@ -2648,7 +3721,43 @@
                 <w:sz w:val="20"/>
                 <w:szCs w:val="20"/>
               </w:rPr>
-              <w:t>${cuti sakit}</w:t>
+              <w:t>${</w:t>
+            </w:r>
+            <w:proofErr w:type="spellStart"/>
+            <w:r>
+              <w:rPr>
+                <w:rFonts w:ascii="Arial" w:eastAsia="Arial" w:hAnsi="Arial" w:cs="Arial"/>
+                <w:sz w:val="20"/>
+                <w:szCs w:val="20"/>
+              </w:rPr>
+              <w:t>cuti</w:t>
+            </w:r>
+            <w:proofErr w:type="spellEnd"/>
+            <w:r>
+              <w:rPr>
+                <w:rFonts w:ascii="Arial" w:eastAsia="Arial" w:hAnsi="Arial" w:cs="Arial"/>
+                <w:sz w:val="20"/>
+                <w:szCs w:val="20"/>
+              </w:rPr>
+              <w:t xml:space="preserve"> </w:t>
+            </w:r>
+            <w:proofErr w:type="spellStart"/>
+            <w:r>
+              <w:rPr>
+                <w:rFonts w:ascii="Arial" w:eastAsia="Arial" w:hAnsi="Arial" w:cs="Arial"/>
+                <w:sz w:val="20"/>
+                <w:szCs w:val="20"/>
+              </w:rPr>
+              <w:t>sakit</w:t>
+            </w:r>
+            <w:proofErr w:type="spellEnd"/>
+            <w:r>
+              <w:rPr>
+                <w:rFonts w:ascii="Arial" w:eastAsia="Arial" w:hAnsi="Arial" w:cs="Arial"/>
+                <w:sz w:val="20"/>
+                <w:szCs w:val="20"/>
+              </w:rPr>
+              <w:t>}</w:t>
             </w:r>
           </w:p>
         </w:tc>
@@ -2702,7 +3811,43 @@
                 <w:sz w:val="20"/>
                 <w:szCs w:val="20"/>
               </w:rPr>
-              <w:t>${cuti melahirkan}</w:t>
+              <w:t>${</w:t>
+            </w:r>
+            <w:proofErr w:type="spellStart"/>
+            <w:r>
+              <w:rPr>
+                <w:rFonts w:ascii="Arial" w:eastAsia="Arial" w:hAnsi="Arial" w:cs="Arial"/>
+                <w:sz w:val="20"/>
+                <w:szCs w:val="20"/>
+              </w:rPr>
+              <w:t>cuti</w:t>
+            </w:r>
+            <w:proofErr w:type="spellEnd"/>
+            <w:r>
+              <w:rPr>
+                <w:rFonts w:ascii="Arial" w:eastAsia="Arial" w:hAnsi="Arial" w:cs="Arial"/>
+                <w:sz w:val="20"/>
+                <w:szCs w:val="20"/>
+              </w:rPr>
+              <w:t xml:space="preserve"> </w:t>
+            </w:r>
+            <w:proofErr w:type="spellStart"/>
+            <w:r>
+              <w:rPr>
+                <w:rFonts w:ascii="Arial" w:eastAsia="Arial" w:hAnsi="Arial" w:cs="Arial"/>
+                <w:sz w:val="20"/>
+                <w:szCs w:val="20"/>
+              </w:rPr>
+              <w:t>melahirkan</w:t>
+            </w:r>
+            <w:proofErr w:type="spellEnd"/>
+            <w:r>
+              <w:rPr>
+                <w:rFonts w:ascii="Arial" w:eastAsia="Arial" w:hAnsi="Arial" w:cs="Arial"/>
+                <w:sz w:val="20"/>
+                <w:szCs w:val="20"/>
+              </w:rPr>
+              <w:t>}</w:t>
             </w:r>
           </w:p>
         </w:tc>
@@ -2760,14 +3905,52 @@
               </w:rPr>
               <w:t>${</w:t>
             </w:r>
+            <w:proofErr w:type="spellStart"/>
             <w:r>
               <w:rPr>
                 <w:rFonts w:ascii="Arial" w:eastAsia="Arial" w:hAnsi="Arial" w:cs="Arial"/>
                 <w:sz w:val="20"/>
                 <w:szCs w:val="20"/>
               </w:rPr>
-              <w:t>cuti alasan penting</w:t>
-            </w:r>
+              <w:t>cuti</w:t>
+            </w:r>
+            <w:proofErr w:type="spellEnd"/>
+            <w:r>
+              <w:rPr>
+                <w:rFonts w:ascii="Arial" w:eastAsia="Arial" w:hAnsi="Arial" w:cs="Arial"/>
+                <w:sz w:val="20"/>
+                <w:szCs w:val="20"/>
+              </w:rPr>
+              <w:t xml:space="preserve"> </w:t>
+            </w:r>
+            <w:proofErr w:type="spellStart"/>
+            <w:r>
+              <w:rPr>
+                <w:rFonts w:ascii="Arial" w:eastAsia="Arial" w:hAnsi="Arial" w:cs="Arial"/>
+                <w:sz w:val="20"/>
+                <w:szCs w:val="20"/>
+              </w:rPr>
+              <w:t>alasan</w:t>
+            </w:r>
+            <w:proofErr w:type="spellEnd"/>
+            <w:r>
+              <w:rPr>
+                <w:rFonts w:ascii="Arial" w:eastAsia="Arial" w:hAnsi="Arial" w:cs="Arial"/>
+                <w:sz w:val="20"/>
+                <w:szCs w:val="20"/>
+              </w:rPr>
+              <w:t xml:space="preserve"> </w:t>
+            </w:r>
+            <w:proofErr w:type="spellStart"/>
+            <w:r>
+              <w:rPr>
+                <w:rFonts w:ascii="Arial" w:eastAsia="Arial" w:hAnsi="Arial" w:cs="Arial"/>
+                <w:sz w:val="20"/>
+                <w:szCs w:val="20"/>
+              </w:rPr>
+              <w:t>penting</w:t>
+            </w:r>
+            <w:proofErr w:type="spellEnd"/>
             <w:r>
               <w:rPr>
                 <w:rFonts w:ascii="Arial" w:eastAsia="Arial" w:hAnsi="Arial" w:cs="Arial"/>
@@ -2830,13 +4013,59 @@
               </w:rPr>
               <w:t>${</w:t>
             </w:r>
+            <w:proofErr w:type="spellStart"/>
             <w:r>
               <w:rPr>
                 <w:rFonts w:ascii="Arial" w:eastAsia="Arial" w:hAnsi="Arial" w:cs="Arial"/>
                 <w:sz w:val="20"/>
                 <w:szCs w:val="20"/>
               </w:rPr>
-              <w:t>cuti diluar tangunggan negara</w:t>
+              <w:t>cuti</w:t>
+            </w:r>
+            <w:proofErr w:type="spellEnd"/>
+            <w:r>
+              <w:rPr>
+                <w:rFonts w:ascii="Arial" w:eastAsia="Arial" w:hAnsi="Arial" w:cs="Arial"/>
+                <w:sz w:val="20"/>
+                <w:szCs w:val="20"/>
+              </w:rPr>
+              <w:t xml:space="preserve"> </w:t>
+            </w:r>
+            <w:proofErr w:type="spellStart"/>
+            <w:r>
+              <w:rPr>
+                <w:rFonts w:ascii="Arial" w:eastAsia="Arial" w:hAnsi="Arial" w:cs="Arial"/>
+                <w:sz w:val="20"/>
+                <w:szCs w:val="20"/>
+              </w:rPr>
+              <w:t>diluar</w:t>
+            </w:r>
+            <w:proofErr w:type="spellEnd"/>
+            <w:r>
+              <w:rPr>
+                <w:rFonts w:ascii="Arial" w:eastAsia="Arial" w:hAnsi="Arial" w:cs="Arial"/>
+                <w:sz w:val="20"/>
+                <w:szCs w:val="20"/>
+              </w:rPr>
+              <w:t xml:space="preserve"> </w:t>
+            </w:r>
+            <w:proofErr w:type="spellStart"/>
+            <w:r>
+              <w:rPr>
+                <w:rFonts w:ascii="Arial" w:eastAsia="Arial" w:hAnsi="Arial" w:cs="Arial"/>
+                <w:sz w:val="20"/>
+                <w:szCs w:val="20"/>
+              </w:rPr>
+              <w:t>tangunggan</w:t>
+            </w:r>
+            <w:proofErr w:type="spellEnd"/>
+            <w:r>
+              <w:rPr>
+                <w:rFonts w:ascii="Arial" w:eastAsia="Arial" w:hAnsi="Arial" w:cs="Arial"/>
+                <w:sz w:val="20"/>
+                <w:szCs w:val="20"/>
+              </w:rPr>
+              <w:t xml:space="preserve"> negara</w:t>
             </w:r>
             <w:r>
               <w:rPr>
@@ -2964,7 +4193,6 @@
             <w:r>
               <w:rPr>
                 <w:rFonts w:ascii="Arial" w:hAnsi="Arial" w:cs="Arial"/>
-                <w:color w:val="FF0000"/>
                 <w:sz w:val="20"/>
                 <w:szCs w:val="20"/>
               </w:rPr>
@@ -2990,14 +4218,23 @@
                 <w:szCs w:val="20"/>
               </w:rPr>
             </w:pPr>
-            <w:r>
-              <w:rPr>
-                <w:rFonts w:ascii="Arial" w:hAnsi="Arial" w:cs="Arial"/>
-                <w:color w:val="FF0000"/>
-                <w:sz w:val="20"/>
-                <w:szCs w:val="20"/>
-              </w:rPr>
-              <w:t xml:space="preserve">Selama </w:t>
+            <w:proofErr w:type="spellStart"/>
+            <w:r>
+              <w:rPr>
+                <w:rFonts w:ascii="Arial" w:hAnsi="Arial" w:cs="Arial"/>
+                <w:sz w:val="20"/>
+                <w:szCs w:val="20"/>
+              </w:rPr>
+              <w:t>Selama</w:t>
+            </w:r>
+            <w:proofErr w:type="spellEnd"/>
+            <w:r>
+              <w:rPr>
+                <w:rFonts w:ascii="Arial" w:hAnsi="Arial" w:cs="Arial"/>
+                <w:sz w:val="20"/>
+                <w:szCs w:val="20"/>
+              </w:rPr>
+              <w:t xml:space="preserve"> </w:t>
             </w:r>
           </w:p>
         </w:tc>
@@ -3013,15 +4250,13 @@
               </w:tabs>
               <w:rPr>
                 <w:rFonts w:ascii="Arial" w:hAnsi="Arial" w:cs="Arial"/>
-                <w:color w:val="FF0000"/>
-                <w:sz w:val="20"/>
-                <w:szCs w:val="20"/>
-              </w:rPr>
-            </w:pPr>
-            <w:r>
-              <w:rPr>
-                <w:rFonts w:ascii="Arial" w:hAnsi="Arial" w:cs="Arial"/>
-                <w:color w:val="FF0000"/>
+                <w:sz w:val="20"/>
+                <w:szCs w:val="20"/>
+              </w:rPr>
+            </w:pPr>
+            <w:r>
+              <w:rPr>
+                <w:rFonts w:ascii="Arial" w:hAnsi="Arial" w:cs="Arial"/>
                 <w:sz w:val="20"/>
                 <w:szCs w:val="20"/>
               </w:rPr>
@@ -3033,31 +4268,96 @@
                 <w:sz w:val="20"/>
                 <w:szCs w:val="20"/>
               </w:rPr>
-              <w:t>${lama_cuti}</w:t>
-            </w:r>
-            <w:r>
-              <w:rPr>
-                <w:rFonts w:ascii="Arial" w:hAnsi="Arial" w:cs="Arial"/>
-                <w:color w:val="FF0000"/>
-                <w:sz w:val="20"/>
-                <w:szCs w:val="20"/>
-              </w:rPr>
-              <w:t xml:space="preserve">  (hari/</w:t>
-            </w:r>
+              <w:t>${</w:t>
+            </w:r>
+            <w:proofErr w:type="spellStart"/>
+            <w:r>
+              <w:rPr>
+                <w:rFonts w:ascii="Arial" w:hAnsi="Arial" w:cs="Arial"/>
+                <w:sz w:val="20"/>
+                <w:szCs w:val="20"/>
+              </w:rPr>
+              <w:t>lama_</w:t>
+            </w:r>
+            <w:proofErr w:type="gramStart"/>
+            <w:r>
+              <w:rPr>
+                <w:rFonts w:ascii="Arial" w:hAnsi="Arial" w:cs="Arial"/>
+                <w:sz w:val="20"/>
+                <w:szCs w:val="20"/>
+              </w:rPr>
+              <w:t>cuti</w:t>
+            </w:r>
+            <w:proofErr w:type="spellEnd"/>
+            <w:r>
+              <w:rPr>
+                <w:rFonts w:ascii="Arial" w:hAnsi="Arial" w:cs="Arial"/>
+                <w:sz w:val="20"/>
+                <w:szCs w:val="20"/>
+              </w:rPr>
+              <w:t>}</w:t>
+            </w:r>
+            <w:r>
+              <w:rPr>
+                <w:rFonts w:ascii="Arial" w:hAnsi="Arial" w:cs="Arial"/>
+                <w:sz w:val="20"/>
+                <w:szCs w:val="20"/>
+              </w:rPr>
+              <w:t xml:space="preserve">  (</w:t>
+            </w:r>
+            <w:proofErr w:type="spellStart"/>
+            <w:proofErr w:type="gramEnd"/>
+            <w:r>
+              <w:rPr>
+                <w:rFonts w:ascii="Arial" w:hAnsi="Arial" w:cs="Arial"/>
+                <w:sz w:val="20"/>
+                <w:szCs w:val="20"/>
+              </w:rPr>
+              <w:t>hari</w:t>
+            </w:r>
+            <w:proofErr w:type="spellEnd"/>
+            <w:r>
+              <w:rPr>
+                <w:rFonts w:ascii="Arial" w:hAnsi="Arial" w:cs="Arial"/>
+                <w:sz w:val="20"/>
+                <w:szCs w:val="20"/>
+              </w:rPr>
+              <w:t>/</w:t>
+            </w:r>
+            <w:proofErr w:type="spellStart"/>
             <w:r>
               <w:rPr>
                 <w:rFonts w:ascii="Arial" w:hAnsi="Arial" w:cs="Arial"/>
                 <w:strike/>
-                <w:color w:val="FF0000"/>
-                <w:sz w:val="20"/>
-                <w:szCs w:val="20"/>
-              </w:rPr>
-              <w:t>bulan/tahun</w:t>
-            </w:r>
-            <w:r>
-              <w:rPr>
-                <w:rFonts w:ascii="Arial" w:hAnsi="Arial" w:cs="Arial"/>
-                <w:color w:val="FF0000"/>
+                <w:sz w:val="20"/>
+                <w:szCs w:val="20"/>
+              </w:rPr>
+              <w:t>bulan</w:t>
+            </w:r>
+            <w:proofErr w:type="spellEnd"/>
+            <w:r>
+              <w:rPr>
+                <w:rFonts w:ascii="Arial" w:hAnsi="Arial" w:cs="Arial"/>
+                <w:strike/>
+                <w:sz w:val="20"/>
+                <w:szCs w:val="20"/>
+              </w:rPr>
+              <w:t>/</w:t>
+            </w:r>
+            <w:proofErr w:type="spellStart"/>
+            <w:r>
+              <w:rPr>
+                <w:rFonts w:ascii="Arial" w:hAnsi="Arial" w:cs="Arial"/>
+                <w:strike/>
+                <w:sz w:val="20"/>
+                <w:szCs w:val="20"/>
+              </w:rPr>
+              <w:t>tahun</w:t>
+            </w:r>
+            <w:proofErr w:type="spellEnd"/>
+            <w:r>
+              <w:rPr>
+                <w:rFonts w:ascii="Arial" w:hAnsi="Arial" w:cs="Arial"/>
                 <w:sz w:val="20"/>
                 <w:szCs w:val="20"/>
               </w:rPr>
@@ -3082,15 +4382,34 @@
                 <w:szCs w:val="20"/>
               </w:rPr>
             </w:pPr>
-            <w:r>
-              <w:rPr>
-                <w:rFonts w:ascii="Arial" w:hAnsi="Arial" w:cs="Arial"/>
-                <w:color w:val="FF0000"/>
-                <w:sz w:val="20"/>
-                <w:szCs w:val="20"/>
-              </w:rPr>
-              <w:t>Mulai tanggal</w:t>
-            </w:r>
+            <w:proofErr w:type="spellStart"/>
+            <w:r>
+              <w:rPr>
+                <w:rFonts w:ascii="Arial" w:hAnsi="Arial" w:cs="Arial"/>
+                <w:sz w:val="20"/>
+                <w:szCs w:val="20"/>
+              </w:rPr>
+              <w:t>Mulai</w:t>
+            </w:r>
+            <w:proofErr w:type="spellEnd"/>
+            <w:r>
+              <w:rPr>
+                <w:rFonts w:ascii="Arial" w:hAnsi="Arial" w:cs="Arial"/>
+                <w:sz w:val="20"/>
+                <w:szCs w:val="20"/>
+              </w:rPr>
+              <w:t xml:space="preserve"> </w:t>
+            </w:r>
+            <w:proofErr w:type="spellStart"/>
+            <w:r>
+              <w:rPr>
+                <w:rFonts w:ascii="Arial" w:hAnsi="Arial" w:cs="Arial"/>
+                <w:sz w:val="20"/>
+                <w:szCs w:val="20"/>
+              </w:rPr>
+              <w:t>tanggal</w:t>
+            </w:r>
+            <w:proofErr w:type="spellEnd"/>
           </w:p>
         </w:tc>
         <w:tc>
@@ -3116,7 +4435,25 @@
                 <w:sz w:val="20"/>
                 <w:szCs w:val="20"/>
               </w:rPr>
-              <w:t>${tanggal_mulai_cuti}</w:t>
+              <w:t>${</w:t>
+            </w:r>
+            <w:proofErr w:type="spellStart"/>
+            <w:r>
+              <w:rPr>
+                <w:rFonts w:ascii="Arial" w:hAnsi="Arial" w:cs="Arial"/>
+                <w:sz w:val="20"/>
+                <w:szCs w:val="20"/>
+              </w:rPr>
+              <w:t>tanggal_mulai_cuti</w:t>
+            </w:r>
+            <w:proofErr w:type="spellEnd"/>
+            <w:r>
+              <w:rPr>
+                <w:rFonts w:ascii="Arial" w:hAnsi="Arial" w:cs="Arial"/>
+                <w:sz w:val="20"/>
+                <w:szCs w:val="20"/>
+              </w:rPr>
+              <w:t>}</w:t>
             </w:r>
           </w:p>
         </w:tc>
@@ -3267,6 +4604,7 @@
                 <w:szCs w:val="20"/>
               </w:rPr>
             </w:pPr>
+            <w:proofErr w:type="spellStart"/>
             <w:r>
               <w:rPr>
                 <w:rFonts w:ascii="Arial" w:hAnsi="Arial" w:cs="Arial"/>
@@ -3275,6 +4613,7 @@
               </w:rPr>
               <w:t>Tahun</w:t>
             </w:r>
+            <w:proofErr w:type="spellEnd"/>
           </w:p>
         </w:tc>
         <w:tc>
@@ -3294,6 +4633,7 @@
                 <w:szCs w:val="20"/>
               </w:rPr>
             </w:pPr>
+            <w:proofErr w:type="spellStart"/>
             <w:r>
               <w:rPr>
                 <w:rFonts w:ascii="Arial" w:hAnsi="Arial" w:cs="Arial"/>
@@ -3302,6 +4642,7 @@
               </w:rPr>
               <w:t>Sisa</w:t>
             </w:r>
+            <w:proofErr w:type="spellEnd"/>
           </w:p>
         </w:tc>
         <w:tc>
@@ -3321,6 +4662,7 @@
                 <w:szCs w:val="20"/>
               </w:rPr>
             </w:pPr>
+            <w:proofErr w:type="spellStart"/>
             <w:r>
               <w:rPr>
                 <w:rFonts w:ascii="Arial" w:hAnsi="Arial" w:cs="Arial"/>
@@ -3329,6 +4671,7 @@
               </w:rPr>
               <w:t>Keterangan</w:t>
             </w:r>
+            <w:proofErr w:type="spellEnd"/>
           </w:p>
         </w:tc>
         <w:tc>
@@ -3399,7 +4742,6 @@
             <w:r>
               <w:rPr>
                 <w:rFonts w:ascii="Arial" w:hAnsi="Arial" w:cs="Arial"/>
-                <w:color w:val="FF0000"/>
                 <w:sz w:val="20"/>
                 <w:szCs w:val="20"/>
               </w:rPr>
@@ -3431,7 +4773,25 @@
                 <w:sz w:val="20"/>
                 <w:szCs w:val="20"/>
               </w:rPr>
-              <w:t>${jumlah_cuti_tahunan}</w:t>
+              <w:t>${</w:t>
+            </w:r>
+            <w:proofErr w:type="spellStart"/>
+            <w:r>
+              <w:rPr>
+                <w:rFonts w:ascii="Arial" w:hAnsi="Arial" w:cs="Arial"/>
+                <w:sz w:val="20"/>
+                <w:szCs w:val="20"/>
+              </w:rPr>
+              <w:t>jumlah_cuti_tahunan</w:t>
+            </w:r>
+            <w:proofErr w:type="spellEnd"/>
+            <w:r>
+              <w:rPr>
+                <w:rFonts w:ascii="Arial" w:hAnsi="Arial" w:cs="Arial"/>
+                <w:sz w:val="20"/>
+                <w:szCs w:val="20"/>
+              </w:rPr>
+              <w:t>}</w:t>
             </w:r>
           </w:p>
         </w:tc>
@@ -3456,7 +4816,6 @@
             <w:r>
               <w:rPr>
                 <w:rFonts w:ascii="Arial" w:hAnsi="Arial" w:cs="Arial"/>
-                <w:color w:val="FF0000"/>
                 <w:sz w:val="20"/>
                 <w:szCs w:val="20"/>
               </w:rPr>
@@ -3561,7 +4920,25 @@
                 <w:sz w:val="20"/>
                 <w:szCs w:val="20"/>
               </w:rPr>
-              <w:t>${sisa_satu}</w:t>
+              <w:t>${</w:t>
+            </w:r>
+            <w:proofErr w:type="spellStart"/>
+            <w:r>
+              <w:rPr>
+                <w:rFonts w:ascii="Arial" w:hAnsi="Arial" w:cs="Arial"/>
+                <w:sz w:val="20"/>
+                <w:szCs w:val="20"/>
+              </w:rPr>
+              <w:t>sisa_satu</w:t>
+            </w:r>
+            <w:proofErr w:type="spellEnd"/>
+            <w:r>
+              <w:rPr>
+                <w:rFonts w:ascii="Arial" w:hAnsi="Arial" w:cs="Arial"/>
+                <w:sz w:val="20"/>
+                <w:szCs w:val="20"/>
+              </w:rPr>
+              <w:t>}</w:t>
             </w:r>
           </w:p>
         </w:tc>
@@ -3689,7 +5066,25 @@
                 <w:sz w:val="20"/>
                 <w:szCs w:val="20"/>
               </w:rPr>
-              <w:t>${sisa_dua}</w:t>
+              <w:t>${</w:t>
+            </w:r>
+            <w:proofErr w:type="spellStart"/>
+            <w:r>
+              <w:rPr>
+                <w:rFonts w:ascii="Arial" w:hAnsi="Arial" w:cs="Arial"/>
+                <w:sz w:val="20"/>
+                <w:szCs w:val="20"/>
+              </w:rPr>
+              <w:t>sisa_dua</w:t>
+            </w:r>
+            <w:proofErr w:type="spellEnd"/>
+            <w:r>
+              <w:rPr>
+                <w:rFonts w:ascii="Arial" w:hAnsi="Arial" w:cs="Arial"/>
+                <w:sz w:val="20"/>
+                <w:szCs w:val="20"/>
+              </w:rPr>
+              <w:t>}</w:t>
             </w:r>
           </w:p>
         </w:tc>
@@ -3830,8 +5225,18 @@
                 <w:sz w:val="20"/>
                 <w:szCs w:val="20"/>
               </w:rPr>
-              <w:t xml:space="preserve"> Madiun</w:t>
-            </w:r>
+              <w:t xml:space="preserve"> </w:t>
+            </w:r>
+            <w:proofErr w:type="spellStart"/>
+            <w:r>
+              <w:rPr>
+                <w:rFonts w:ascii="Arial" w:hAnsi="Arial" w:cs="Arial"/>
+                <w:sz w:val="20"/>
+                <w:szCs w:val="20"/>
+              </w:rPr>
+              <w:t>Madiun</w:t>
+            </w:r>
+            <w:proofErr w:type="spellEnd"/>
           </w:p>
         </w:tc>
         <w:tc>
@@ -3920,8 +5325,33 @@
                 <w:sz w:val="20"/>
                 <w:szCs w:val="20"/>
               </w:rPr>
-              <w:t>${jabatan_atasan1}</w:t>
-            </w:r>
+              <w:t>${jabatan_atasan</w:t>
+            </w:r>
+            <w:r>
+              <w:rPr>
+                <w:rFonts w:ascii="Arial" w:hAnsi="Arial" w:cs="Arial"/>
+                <w:sz w:val="20"/>
+                <w:szCs w:val="20"/>
+              </w:rPr>
+              <w:t>2</w:t>
+            </w:r>
+            <w:r>
+              <w:rPr>
+                <w:rFonts w:ascii="Arial" w:hAnsi="Arial" w:cs="Arial"/>
+                <w:sz w:val="20"/>
+                <w:szCs w:val="20"/>
+              </w:rPr>
+              <w:t>}</w:t>
+            </w:r>
+          </w:p>
+          <w:p>
+            <w:pPr>
+              <w:rPr>
+                <w:rFonts w:ascii="Arial" w:hAnsi="Arial" w:cs="Arial"/>
+                <w:sz w:val="20"/>
+                <w:szCs w:val="20"/>
+              </w:rPr>
+            </w:pPr>
           </w:p>
           <w:p>
             <w:pPr>
@@ -3969,7 +5399,27 @@
                 <w:szCs w:val="20"/>
                 <w:u w:val="single"/>
               </w:rPr>
-              <w:t>${atasan1}</w:t>
+              <w:t>${atasan</w:t>
+            </w:r>
+            <w:r>
+              <w:rPr>
+                <w:rFonts w:ascii="Arial" w:hAnsi="Arial" w:cs="Arial"/>
+                <w:b/>
+                <w:sz w:val="20"/>
+                <w:szCs w:val="20"/>
+                <w:u w:val="single"/>
+              </w:rPr>
+              <w:t>2</w:t>
+            </w:r>
+            <w:r>
+              <w:rPr>
+                <w:rFonts w:ascii="Arial" w:hAnsi="Arial" w:cs="Arial"/>
+                <w:b/>
+                <w:sz w:val="20"/>
+                <w:szCs w:val="20"/>
+                <w:u w:val="single"/>
+              </w:rPr>
+              <w:t>}</w:t>
             </w:r>
           </w:p>
           <w:p>
@@ -4002,7 +5452,23 @@
                 <w:sz w:val="20"/>
                 <w:szCs w:val="20"/>
               </w:rPr>
-              <w:t>${nip_atasan1}</w:t>
+              <w:t>${nip_atasan</w:t>
+            </w:r>
+            <w:r>
+              <w:rPr>
+                <w:rFonts w:ascii="Arial" w:hAnsi="Arial" w:cs="Arial"/>
+                <w:sz w:val="20"/>
+                <w:szCs w:val="20"/>
+              </w:rPr>
+              <w:t>2</w:t>
+            </w:r>
+            <w:r>
+              <w:rPr>
+                <w:rFonts w:ascii="Arial" w:hAnsi="Arial" w:cs="Arial"/>
+                <w:sz w:val="20"/>
+                <w:szCs w:val="20"/>
+              </w:rPr>
+              <w:t>}</w:t>
             </w:r>
           </w:p>
         </w:tc>
@@ -4035,6 +5501,7 @@
               </w:rPr>
               <w:t xml:space="preserve">            </w:t>
             </w:r>
+            <w:proofErr w:type="spellStart"/>
             <w:r>
               <w:rPr>
                 <w:rFonts w:ascii="Arial" w:hAnsi="Arial" w:cs="Arial"/>
@@ -4042,8 +5509,29 @@
                 <w:sz w:val="20"/>
                 <w:szCs w:val="20"/>
               </w:rPr>
-              <w:t>Hormat saya</w:t>
-            </w:r>
+              <w:t>Hormat</w:t>
+            </w:r>
+            <w:proofErr w:type="spellEnd"/>
+            <w:r>
+              <w:rPr>
+                <w:rFonts w:ascii="Arial" w:hAnsi="Arial" w:cs="Arial"/>
+                <w:b/>
+                <w:sz w:val="20"/>
+                <w:szCs w:val="20"/>
+              </w:rPr>
+              <w:t xml:space="preserve"> </w:t>
+            </w:r>
+            <w:proofErr w:type="spellStart"/>
+            <w:r>
+              <w:rPr>
+                <w:rFonts w:ascii="Arial" w:hAnsi="Arial" w:cs="Arial"/>
+                <w:b/>
+                <w:sz w:val="20"/>
+                <w:szCs w:val="20"/>
+              </w:rPr>
+              <w:t>saya</w:t>
+            </w:r>
+            <w:proofErr w:type="spellEnd"/>
             <w:r>
               <w:rPr>
                 <w:rFonts w:ascii="Arial" w:hAnsi="Arial" w:cs="Arial"/>
@@ -4111,11 +5599,45 @@
               <w:rPr>
                 <w:rFonts w:ascii="Arial" w:hAnsi="Arial" w:cs="Arial"/>
                 <w:b/>
+                <w:bCs/>
+                <w:color w:val="333333"/>
+                <w:sz w:val="20"/>
+                <w:szCs w:val="20"/>
+                <w:shd w:val="clear" w:color="auto" w:fill="FFFFFF"/>
+              </w:rPr>
+              <w:t xml:space="preserve">     </w:t>
+            </w:r>
+            <w:r>
+              <w:rPr>
+                <w:rFonts w:ascii="Arial" w:hAnsi="Arial" w:cs="Arial"/>
+                <w:b/>
                 <w:sz w:val="20"/>
                 <w:szCs w:val="20"/>
                 <w:u w:val="single"/>
               </w:rPr>
-              <w:t>${nama}</w:t>
+              <w:t>${</w:t>
+            </w:r>
+            <w:proofErr w:type="spellStart"/>
+            <w:r>
+              <w:rPr>
+                <w:rFonts w:ascii="Arial" w:hAnsi="Arial" w:cs="Arial"/>
+                <w:b/>
+                <w:sz w:val="20"/>
+                <w:szCs w:val="20"/>
+                <w:u w:val="single"/>
+              </w:rPr>
+              <w:t>nama</w:t>
+            </w:r>
+            <w:proofErr w:type="spellEnd"/>
+            <w:r>
+              <w:rPr>
+                <w:rFonts w:ascii="Arial" w:hAnsi="Arial" w:cs="Arial"/>
+                <w:b/>
+                <w:sz w:val="20"/>
+                <w:szCs w:val="20"/>
+                <w:u w:val="single"/>
+              </w:rPr>
+              <w:t>}</w:t>
             </w:r>
           </w:p>
           <w:p>
@@ -4127,6 +5649,14 @@
                 <w:szCs w:val="20"/>
               </w:rPr>
             </w:pPr>
+            <w:r>
+              <w:rPr>
+                <w:rFonts w:ascii="Arial" w:hAnsi="Arial" w:cs="Arial"/>
+                <w:sz w:val="20"/>
+                <w:szCs w:val="20"/>
+              </w:rPr>
+              <w:t xml:space="preserve">     </w:t>
+            </w:r>
             <w:r>
               <w:rPr>
                 <w:rFonts w:ascii="Arial" w:hAnsi="Arial" w:cs="Arial"/>
@@ -4410,13 +5940,33 @@
                 <w:szCs w:val="20"/>
               </w:rPr>
             </w:pPr>
-            <w:r>
-              <w:rPr>
-                <w:rFonts w:ascii="Arial" w:hAnsi="Arial" w:cs="Arial"/>
-                <w:sz w:val="20"/>
-                <w:szCs w:val="20"/>
-              </w:rPr>
-              <w:t xml:space="preserve">Alasan : </w:t>
+            <w:proofErr w:type="spellStart"/>
+            <w:proofErr w:type="gramStart"/>
+            <w:r>
+              <w:rPr>
+                <w:rFonts w:ascii="Arial" w:hAnsi="Arial" w:cs="Arial"/>
+                <w:sz w:val="20"/>
+                <w:szCs w:val="20"/>
+              </w:rPr>
+              <w:t>Alasan</w:t>
+            </w:r>
+            <w:proofErr w:type="spellEnd"/>
+            <w:r>
+              <w:rPr>
+                <w:rFonts w:ascii="Arial" w:hAnsi="Arial" w:cs="Arial"/>
+                <w:sz w:val="20"/>
+                <w:szCs w:val="20"/>
+              </w:rPr>
+              <w:t xml:space="preserve"> :</w:t>
+            </w:r>
+            <w:proofErr w:type="gramEnd"/>
+            <w:r>
+              <w:rPr>
+                <w:rFonts w:ascii="Arial" w:hAnsi="Arial" w:cs="Arial"/>
+                <w:sz w:val="20"/>
+                <w:szCs w:val="20"/>
+              </w:rPr>
+              <w:t xml:space="preserve"> </w:t>
             </w:r>
           </w:p>
         </w:tc>
@@ -4472,7 +6022,25 @@
                 <w:sz w:val="20"/>
                 <w:szCs w:val="20"/>
               </w:rPr>
-              <w:t>${jabatan_atasan2}</w:t>
+              <w:t>${jabatan_atasan</w:t>
+            </w:r>
+            <w:r>
+              <w:rPr>
+                <w:rFonts w:ascii="Arial" w:hAnsi="Arial" w:cs="Arial"/>
+                <w:bCs/>
+                <w:sz w:val="20"/>
+                <w:szCs w:val="20"/>
+              </w:rPr>
+              <w:t>1</w:t>
+            </w:r>
+            <w:r>
+              <w:rPr>
+                <w:rFonts w:ascii="Arial" w:hAnsi="Arial" w:cs="Arial"/>
+                <w:bCs/>
+                <w:sz w:val="20"/>
+                <w:szCs w:val="20"/>
+              </w:rPr>
+              <w:t>}</w:t>
             </w:r>
             <w:r>
               <w:rPr>
@@ -4586,11 +6154,40 @@
               <w:rPr>
                 <w:rFonts w:ascii="Arial" w:hAnsi="Arial" w:cs="Arial"/>
                 <w:b/>
+                <w:sz w:val="18"/>
+                <w:szCs w:val="18"/>
+              </w:rPr>
+              <w:t xml:space="preserve">          </w:t>
+            </w:r>
+            <w:r>
+              <w:rPr>
+                <w:rFonts w:ascii="Arial" w:hAnsi="Arial" w:cs="Arial"/>
+                <w:b/>
                 <w:sz w:val="20"/>
                 <w:szCs w:val="20"/>
                 <w:u w:val="single"/>
               </w:rPr>
-              <w:t>${atasan2}</w:t>
+              <w:t>${atasan</w:t>
+            </w:r>
+            <w:r>
+              <w:rPr>
+                <w:rFonts w:ascii="Arial" w:hAnsi="Arial" w:cs="Arial"/>
+                <w:b/>
+                <w:sz w:val="20"/>
+                <w:szCs w:val="20"/>
+                <w:u w:val="single"/>
+              </w:rPr>
+              <w:t>1</w:t>
+            </w:r>
+            <w:r>
+              <w:rPr>
+                <w:rFonts w:ascii="Arial" w:hAnsi="Arial" w:cs="Arial"/>
+                <w:b/>
+                <w:sz w:val="20"/>
+                <w:szCs w:val="20"/>
+                <w:u w:val="single"/>
+              </w:rPr>
+              <w:t>}</w:t>
             </w:r>
             <w:r>
               <w:rPr>
@@ -4631,6 +6228,30 @@
                 <w:sz w:val="20"/>
                 <w:szCs w:val="20"/>
               </w:rPr>
+              <w:t xml:space="preserve">   </w:t>
+            </w:r>
+            <w:r>
+              <w:rPr>
+                <w:rFonts w:ascii="Arial" w:hAnsi="Arial" w:cs="Arial"/>
+                <w:sz w:val="20"/>
+                <w:szCs w:val="20"/>
+              </w:rPr>
+              <w:t xml:space="preserve"> </w:t>
+            </w:r>
+            <w:r>
+              <w:rPr>
+                <w:rFonts w:ascii="Arial" w:hAnsi="Arial" w:cs="Arial"/>
+                <w:sz w:val="20"/>
+                <w:szCs w:val="20"/>
+              </w:rPr>
+              <w:t xml:space="preserve"> </w:t>
+            </w:r>
+            <w:r>
+              <w:rPr>
+                <w:rFonts w:ascii="Arial" w:hAnsi="Arial" w:cs="Arial"/>
+                <w:sz w:val="20"/>
+                <w:szCs w:val="20"/>
+              </w:rPr>
               <w:t xml:space="preserve">NIP </w:t>
             </w:r>
             <w:r>
@@ -4639,7 +6260,23 @@
                 <w:sz w:val="20"/>
                 <w:szCs w:val="20"/>
               </w:rPr>
-              <w:t>${nip_atasan2}</w:t>
+              <w:t>${nip_atasan</w:t>
+            </w:r>
+            <w:r>
+              <w:rPr>
+                <w:rFonts w:ascii="Arial" w:hAnsi="Arial" w:cs="Arial"/>
+                <w:sz w:val="20"/>
+                <w:szCs w:val="20"/>
+              </w:rPr>
+              <w:t>1</w:t>
+            </w:r>
+            <w:r>
+              <w:rPr>
+                <w:rFonts w:ascii="Arial" w:hAnsi="Arial" w:cs="Arial"/>
+                <w:sz w:val="20"/>
+                <w:szCs w:val="20"/>
+              </w:rPr>
+              <w:t>}</w:t>
             </w:r>
           </w:p>
         </w:tc>
@@ -4901,14 +6538,33 @@
                 <w:szCs w:val="20"/>
               </w:rPr>
             </w:pPr>
-            <w:r>
-              <w:rPr>
-                <w:rFonts w:ascii="Arial" w:hAnsi="Arial" w:cs="Arial"/>
-                <w:sz w:val="20"/>
-                <w:szCs w:val="20"/>
-              </w:rPr>
-              <w:lastRenderedPageBreak/>
-              <w:t xml:space="preserve">Alasan : </w:t>
+            <w:proofErr w:type="spellStart"/>
+            <w:proofErr w:type="gramStart"/>
+            <w:r>
+              <w:rPr>
+                <w:rFonts w:ascii="Arial" w:hAnsi="Arial" w:cs="Arial"/>
+                <w:sz w:val="20"/>
+                <w:szCs w:val="20"/>
+              </w:rPr>
+              <w:t>Alasan</w:t>
+            </w:r>
+            <w:proofErr w:type="spellEnd"/>
+            <w:r>
+              <w:rPr>
+                <w:rFonts w:ascii="Arial" w:hAnsi="Arial" w:cs="Arial"/>
+                <w:sz w:val="20"/>
+                <w:szCs w:val="20"/>
+              </w:rPr>
+              <w:t xml:space="preserve"> :</w:t>
+            </w:r>
+            <w:proofErr w:type="gramEnd"/>
+            <w:r>
+              <w:rPr>
+                <w:rFonts w:ascii="Arial" w:hAnsi="Arial" w:cs="Arial"/>
+                <w:sz w:val="20"/>
+                <w:szCs w:val="20"/>
+              </w:rPr>
+              <w:t xml:space="preserve"> </w:t>
             </w:r>
           </w:p>
         </w:tc>
@@ -4950,7 +6606,7 @@
                 <w:sz w:val="18"/>
                 <w:szCs w:val="18"/>
               </w:rPr>
-              <w:t>KEPALA</w:t>
+              <w:t xml:space="preserve">             </w:t>
             </w:r>
             <w:r>
               <w:rPr>
@@ -4960,7 +6616,7 @@
                 <w:sz w:val="18"/>
                 <w:szCs w:val="18"/>
               </w:rPr>
-              <w:t xml:space="preserve"> ${</w:t>
+              <w:t xml:space="preserve"> </w:t>
             </w:r>
             <w:r>
               <w:rPr>
@@ -4970,7 +6626,7 @@
                 <w:sz w:val="18"/>
                 <w:szCs w:val="18"/>
               </w:rPr>
-              <w:t>nama_instansi</w:t>
+              <w:t xml:space="preserve"> </w:t>
             </w:r>
             <w:r>
               <w:rPr>
@@ -4980,7 +6636,7 @@
                 <w:sz w:val="18"/>
                 <w:szCs w:val="18"/>
               </w:rPr>
-              <w:t>}</w:t>
+              <w:t xml:space="preserve"> </w:t>
             </w:r>
             <w:r>
               <w:rPr>
@@ -4990,7 +6646,73 @@
                 <w:sz w:val="18"/>
                 <w:szCs w:val="18"/>
               </w:rPr>
-              <w:t>,</w:t>
+              <w:t xml:space="preserve"> </w:t>
+            </w:r>
+            <w:proofErr w:type="spellStart"/>
+            <w:r>
+              <w:rPr>
+                <w:rFonts w:ascii="Arial" w:hAnsi="Arial" w:cs="Arial"/>
+                <w:b/>
+                <w:bCs/>
+                <w:sz w:val="18"/>
+                <w:szCs w:val="18"/>
+              </w:rPr>
+              <w:t>DItandatangani</w:t>
+            </w:r>
+            <w:proofErr w:type="spellEnd"/>
+            <w:r>
+              <w:rPr>
+                <w:rFonts w:ascii="Arial" w:hAnsi="Arial" w:cs="Arial"/>
+                <w:b/>
+                <w:bCs/>
+                <w:sz w:val="18"/>
+                <w:szCs w:val="18"/>
+              </w:rPr>
+              <w:t xml:space="preserve"> </w:t>
+            </w:r>
+            <w:proofErr w:type="spellStart"/>
+            <w:r>
+              <w:rPr>
+                <w:rFonts w:ascii="Arial" w:hAnsi="Arial" w:cs="Arial"/>
+                <w:b/>
+                <w:bCs/>
+                <w:sz w:val="18"/>
+                <w:szCs w:val="18"/>
+              </w:rPr>
+              <w:t>secara</w:t>
+            </w:r>
+            <w:proofErr w:type="spellEnd"/>
+            <w:r>
+              <w:rPr>
+                <w:rFonts w:ascii="Arial" w:hAnsi="Arial" w:cs="Arial"/>
+                <w:b/>
+                <w:bCs/>
+                <w:sz w:val="18"/>
+                <w:szCs w:val="18"/>
+              </w:rPr>
+              <w:t xml:space="preserve"> </w:t>
+            </w:r>
+            <w:proofErr w:type="spellStart"/>
+            <w:r>
+              <w:rPr>
+                <w:rFonts w:ascii="Arial" w:hAnsi="Arial" w:cs="Arial"/>
+                <w:b/>
+                <w:bCs/>
+                <w:sz w:val="18"/>
+                <w:szCs w:val="18"/>
+              </w:rPr>
+              <w:t>elektronik</w:t>
+            </w:r>
+            <w:proofErr w:type="spellEnd"/>
+            <w:r>
+              <w:rPr>
+                <w:rFonts w:ascii="Arial" w:hAnsi="Arial" w:cs="Arial"/>
+                <w:b/>
+                <w:bCs/>
+                <w:sz w:val="18"/>
+                <w:szCs w:val="18"/>
+              </w:rPr>
+              <w:t xml:space="preserve"> oleh</w:t>
             </w:r>
           </w:p>
           <w:p>
@@ -5002,6 +6724,8 @@
               <w:jc w:val="center"/>
               <w:rPr>
                 <w:rFonts w:ascii="Arial" w:hAnsi="Arial" w:cs="Arial"/>
+                <w:b/>
+                <w:bCs/>
                 <w:sz w:val="18"/>
                 <w:szCs w:val="18"/>
               </w:rPr>
@@ -5009,53 +6733,93 @@
             <w:r>
               <w:rPr>
                 <w:rFonts w:ascii="Arial" w:hAnsi="Arial" w:cs="Arial"/>
+                <w:b/>
+                <w:bCs/>
                 <w:sz w:val="18"/>
                 <w:szCs w:val="18"/>
               </w:rPr>
-              <w:t xml:space="preserve">              </w:t>
-            </w:r>
-          </w:p>
-          <w:p>
-            <w:pPr>
-              <w:tabs>
-                <w:tab w:val="center" w:pos="2160"/>
-                <w:tab w:val="center" w:pos="6660"/>
-              </w:tabs>
-              <w:rPr>
-                <w:rFonts w:ascii="Arial" w:hAnsi="Arial" w:cs="Arial"/>
+              <w:t xml:space="preserve">                                 </w:t>
+            </w:r>
+            <w:r>
+              <w:rPr>
+                <w:rFonts w:ascii="Arial" w:hAnsi="Arial" w:cs="Arial"/>
+                <w:b/>
+                <w:bCs/>
                 <w:sz w:val="18"/>
                 <w:szCs w:val="18"/>
-                <w:lang w:val="id-ID"/>
-              </w:rPr>
-            </w:pPr>
-          </w:p>
-          <w:p>
-            <w:pPr>
-              <w:tabs>
-                <w:tab w:val="center" w:pos="2160"/>
-                <w:tab w:val="center" w:pos="6660"/>
-              </w:tabs>
-              <w:rPr>
-                <w:rFonts w:ascii="Arial" w:hAnsi="Arial" w:cs="Arial"/>
+              </w:rPr>
+              <w:t xml:space="preserve">           </w:t>
+            </w:r>
+            <w:r>
+              <w:rPr>
+                <w:rFonts w:ascii="Arial" w:hAnsi="Arial" w:cs="Arial"/>
+                <w:b/>
+                <w:bCs/>
                 <w:sz w:val="18"/>
                 <w:szCs w:val="18"/>
-                <w:lang w:val="id-ID"/>
-              </w:rPr>
-            </w:pPr>
-          </w:p>
-          <w:p>
-            <w:pPr>
-              <w:tabs>
-                <w:tab w:val="center" w:pos="2160"/>
-                <w:tab w:val="center" w:pos="6660"/>
-              </w:tabs>
-              <w:rPr>
-                <w:rFonts w:ascii="Arial" w:hAnsi="Arial" w:cs="Arial"/>
+              </w:rPr>
+              <w:t xml:space="preserve"> </w:t>
+            </w:r>
+            <w:r>
+              <w:rPr>
+                <w:rFonts w:ascii="Arial" w:hAnsi="Arial" w:cs="Arial"/>
+                <w:b/>
+                <w:bCs/>
                 <w:sz w:val="18"/>
                 <w:szCs w:val="18"/>
-                <w:lang w:val="id-ID"/>
-              </w:rPr>
-            </w:pPr>
+              </w:rPr>
+              <w:t xml:space="preserve">  </w:t>
+            </w:r>
+            <w:r>
+              <w:rPr>
+                <w:rFonts w:ascii="Arial" w:hAnsi="Arial" w:cs="Arial"/>
+                <w:b/>
+                <w:bCs/>
+                <w:sz w:val="18"/>
+                <w:szCs w:val="18"/>
+              </w:rPr>
+              <w:t xml:space="preserve"> </w:t>
+            </w:r>
+            <w:r>
+              <w:rPr>
+                <w:rFonts w:ascii="Arial" w:hAnsi="Arial" w:cs="Arial"/>
+                <w:b/>
+                <w:bCs/>
+                <w:sz w:val="18"/>
+                <w:szCs w:val="18"/>
+              </w:rPr>
+              <w:t xml:space="preserve"> </w:t>
+            </w:r>
+            <w:r>
+              <w:rPr>
+                <w:rFonts w:ascii="Arial" w:hAnsi="Arial" w:cs="Arial"/>
+                <w:b/>
+                <w:bCs/>
+                <w:sz w:val="18"/>
+                <w:szCs w:val="18"/>
+              </w:rPr>
+              <w:t>KEPALA</w:t>
+            </w:r>
+            <w:r>
+              <w:rPr>
+                <w:rFonts w:ascii="Arial" w:hAnsi="Arial" w:cs="Arial"/>
+                <w:b/>
+                <w:bCs/>
+                <w:sz w:val="18"/>
+                <w:szCs w:val="18"/>
+              </w:rPr>
+              <w:t xml:space="preserve"> </w:t>
+            </w:r>
+            <w:r>
+              <w:rPr>
+                <w:rFonts w:ascii="Arial" w:hAnsi="Arial" w:cs="Arial"/>
+                <w:b/>
+                <w:bCs/>
+                <w:sz w:val="18"/>
+                <w:szCs w:val="18"/>
+              </w:rPr>
+              <w:t>DINAS PERDAGANGAN,</w:t>
+            </w:r>
           </w:p>
           <w:p>
             <w:pPr>
@@ -5066,32 +6830,60 @@
               <w:jc w:val="center"/>
               <w:rPr>
                 <w:rFonts w:ascii="Arial" w:hAnsi="Arial" w:cs="Arial"/>
-                <w:b/>
-                <w:sz w:val="20"/>
-                <w:szCs w:val="20"/>
-                <w:u w:val="single"/>
-              </w:rPr>
-            </w:pPr>
-            <w:r>
-              <w:rPr>
-                <w:rFonts w:ascii="Arial" w:hAnsi="Arial" w:cs="Arial"/>
-                <w:b/>
-                <w:sz w:val="20"/>
-                <w:szCs w:val="20"/>
+                <w:sz w:val="18"/>
+                <w:szCs w:val="18"/>
+              </w:rPr>
+            </w:pPr>
+            <w:r>
+              <w:rPr>
+                <w:rFonts w:ascii="Arial" w:hAnsi="Arial" w:cs="Arial"/>
+                <w:sz w:val="18"/>
+                <w:szCs w:val="18"/>
+              </w:rPr>
+              <w:t xml:space="preserve">              </w:t>
+            </w:r>
+          </w:p>
+          <w:p>
+            <w:pPr>
+              <w:tabs>
+                <w:tab w:val="center" w:pos="2160"/>
+                <w:tab w:val="center" w:pos="6660"/>
+              </w:tabs>
+              <w:rPr>
+                <w:rFonts w:ascii="Arial" w:hAnsi="Arial" w:cs="Arial"/>
+                <w:sz w:val="18"/>
+                <w:szCs w:val="18"/>
                 <w:lang w:val="id-ID"/>
               </w:rPr>
-              <w:t xml:space="preserve">                               </w:t>
-            </w:r>
-            <w:r>
-              <w:rPr>
-                <w:rFonts w:ascii="Arial" w:hAnsi="Arial" w:cs="Arial"/>
-                <w:b/>
-                <w:sz w:val="20"/>
-                <w:szCs w:val="20"/>
-                <w:u w:val="single"/>
-              </w:rPr>
-              <w:t>${nama_pimpinan}</w:t>
-            </w:r>
+            </w:pPr>
+          </w:p>
+          <w:p>
+            <w:pPr>
+              <w:tabs>
+                <w:tab w:val="center" w:pos="2160"/>
+                <w:tab w:val="center" w:pos="6660"/>
+              </w:tabs>
+              <w:rPr>
+                <w:rFonts w:ascii="Arial" w:hAnsi="Arial" w:cs="Arial"/>
+                <w:sz w:val="18"/>
+                <w:szCs w:val="18"/>
+                <w:lang w:val="id-ID"/>
+              </w:rPr>
+            </w:pPr>
+          </w:p>
+          <w:p>
+            <w:pPr>
+              <w:tabs>
+                <w:tab w:val="center" w:pos="2160"/>
+                <w:tab w:val="center" w:pos="6660"/>
+              </w:tabs>
+              <w:rPr>
+                <w:rFonts w:ascii="Arial" w:hAnsi="Arial" w:cs="Arial"/>
+                <w:sz w:val="18"/>
+                <w:szCs w:val="18"/>
+                <w:lang w:val="id-ID"/>
+              </w:rPr>
+            </w:pPr>
           </w:p>
           <w:p>
             <w:pPr>
@@ -5102,33 +6894,72 @@
               <w:jc w:val="center"/>
               <w:rPr>
                 <w:rFonts w:ascii="Arial" w:hAnsi="Arial" w:cs="Arial"/>
-                <w:sz w:val="20"/>
-                <w:szCs w:val="20"/>
-              </w:rPr>
-            </w:pPr>
-            <w:r>
-              <w:rPr>
-                <w:rFonts w:ascii="Arial" w:hAnsi="Arial" w:cs="Arial"/>
-                <w:sz w:val="20"/>
-                <w:szCs w:val="20"/>
-              </w:rPr>
-              <w:t xml:space="preserve">                   </w:t>
-            </w:r>
-            <w:r>
-              <w:rPr>
-                <w:rFonts w:ascii="Arial" w:hAnsi="Arial" w:cs="Arial"/>
-                <w:sz w:val="20"/>
-                <w:szCs w:val="20"/>
-              </w:rPr>
-              <w:t xml:space="preserve">          </w:t>
-            </w:r>
-            <w:r>
-              <w:rPr>
-                <w:rFonts w:ascii="Arial" w:hAnsi="Arial" w:cs="Arial"/>
-                <w:sz w:val="20"/>
-                <w:szCs w:val="20"/>
-              </w:rPr>
-              <w:t>${jabatan_pimpinan}</w:t>
+                <w:b/>
+                <w:sz w:val="20"/>
+                <w:szCs w:val="20"/>
+                <w:u w:val="single"/>
+              </w:rPr>
+            </w:pPr>
+            <w:r>
+              <w:rPr>
+                <w:rFonts w:ascii="Arial" w:hAnsi="Arial" w:cs="Arial"/>
+                <w:b/>
+                <w:sz w:val="20"/>
+                <w:szCs w:val="20"/>
+                <w:lang w:val="id-ID"/>
+              </w:rPr>
+              <w:t xml:space="preserve">                              </w:t>
+            </w:r>
+            <w:r>
+              <w:rPr>
+                <w:rFonts w:ascii="Arial" w:hAnsi="Arial" w:cs="Arial"/>
+                <w:b/>
+                <w:sz w:val="20"/>
+                <w:szCs w:val="20"/>
+              </w:rPr>
+              <w:t xml:space="preserve">        </w:t>
+            </w:r>
+            <w:r>
+              <w:rPr>
+                <w:rFonts w:ascii="Arial" w:hAnsi="Arial" w:cs="Arial"/>
+                <w:b/>
+                <w:sz w:val="20"/>
+                <w:szCs w:val="20"/>
+                <w:lang w:val="id-ID"/>
+              </w:rPr>
+              <w:t xml:space="preserve"> </w:t>
+            </w:r>
+            <w:r>
+              <w:rPr>
+                <w:rFonts w:ascii="Arial" w:hAnsi="Arial" w:cs="Arial"/>
+                <w:b/>
+                <w:sz w:val="20"/>
+                <w:szCs w:val="20"/>
+                <w:u w:val="single"/>
+              </w:rPr>
+              <w:t>${</w:t>
+            </w:r>
+            <w:proofErr w:type="spellStart"/>
+            <w:r>
+              <w:rPr>
+                <w:rFonts w:ascii="Arial" w:hAnsi="Arial" w:cs="Arial"/>
+                <w:b/>
+                <w:sz w:val="20"/>
+                <w:szCs w:val="20"/>
+                <w:u w:val="single"/>
+              </w:rPr>
+              <w:t>nama_pimpinan</w:t>
+            </w:r>
+            <w:proofErr w:type="spellEnd"/>
+            <w:r>
+              <w:rPr>
+                <w:rFonts w:ascii="Arial" w:hAnsi="Arial" w:cs="Arial"/>
+                <w:b/>
+                <w:sz w:val="20"/>
+                <w:szCs w:val="20"/>
+                <w:u w:val="single"/>
+              </w:rPr>
+              <w:t>}</w:t>
             </w:r>
           </w:p>
           <w:p>
@@ -5150,6 +6981,61 @@
                 <w:sz w:val="20"/>
                 <w:szCs w:val="20"/>
               </w:rPr>
+              <w:lastRenderedPageBreak/>
+              <w:t xml:space="preserve">                   </w:t>
+            </w:r>
+            <w:r>
+              <w:rPr>
+                <w:rFonts w:ascii="Arial" w:hAnsi="Arial" w:cs="Arial"/>
+                <w:sz w:val="20"/>
+                <w:szCs w:val="20"/>
+              </w:rPr>
+              <w:t xml:space="preserve">          </w:t>
+            </w:r>
+            <w:r>
+              <w:rPr>
+                <w:rFonts w:ascii="Arial" w:hAnsi="Arial" w:cs="Arial"/>
+                <w:sz w:val="20"/>
+                <w:szCs w:val="20"/>
+              </w:rPr>
+              <w:t xml:space="preserve">  </w:t>
+            </w:r>
+            <w:r>
+              <w:rPr>
+                <w:rFonts w:ascii="Arial" w:hAnsi="Arial" w:cs="Arial"/>
+                <w:sz w:val="20"/>
+                <w:szCs w:val="20"/>
+              </w:rPr>
+              <w:t xml:space="preserve">       </w:t>
+            </w:r>
+            <w:r>
+              <w:rPr>
+                <w:rFonts w:ascii="Arial" w:hAnsi="Arial" w:cs="Arial"/>
+                <w:sz w:val="20"/>
+                <w:szCs w:val="20"/>
+              </w:rPr>
+              <w:t>Pembina Utama Muda (IV/c)</w:t>
+            </w:r>
+          </w:p>
+          <w:p>
+            <w:pPr>
+              <w:tabs>
+                <w:tab w:val="center" w:pos="2160"/>
+                <w:tab w:val="center" w:pos="6660"/>
+              </w:tabs>
+              <w:jc w:val="center"/>
+              <w:rPr>
+                <w:rFonts w:ascii="Arial" w:hAnsi="Arial" w:cs="Arial"/>
+                <w:sz w:val="20"/>
+                <w:szCs w:val="20"/>
+              </w:rPr>
+            </w:pPr>
+            <w:r>
+              <w:rPr>
+                <w:rFonts w:ascii="Arial" w:hAnsi="Arial" w:cs="Arial"/>
+                <w:sz w:val="20"/>
+                <w:szCs w:val="20"/>
+              </w:rPr>
               <w:t xml:space="preserve">                          </w:t>
             </w:r>
             <w:r>
@@ -5166,6 +7052,22 @@
                 <w:sz w:val="20"/>
                 <w:szCs w:val="20"/>
               </w:rPr>
+              <w:t xml:space="preserve">  </w:t>
+            </w:r>
+            <w:r>
+              <w:rPr>
+                <w:rFonts w:ascii="Arial" w:hAnsi="Arial" w:cs="Arial"/>
+                <w:sz w:val="20"/>
+                <w:szCs w:val="20"/>
+              </w:rPr>
+              <w:t xml:space="preserve">       </w:t>
+            </w:r>
+            <w:r>
+              <w:rPr>
+                <w:rFonts w:ascii="Arial" w:hAnsi="Arial" w:cs="Arial"/>
+                <w:sz w:val="20"/>
+                <w:szCs w:val="20"/>
+              </w:rPr>
               <w:t xml:space="preserve">NIP </w:t>
             </w:r>
             <w:r>
@@ -5174,7 +7076,25 @@
                 <w:sz w:val="20"/>
                 <w:szCs w:val="20"/>
               </w:rPr>
-              <w:t>${nip_jabatan}</w:t>
+              <w:t>${</w:t>
+            </w:r>
+            <w:proofErr w:type="spellStart"/>
+            <w:r>
+              <w:rPr>
+                <w:rFonts w:ascii="Arial" w:hAnsi="Arial" w:cs="Arial"/>
+                <w:sz w:val="20"/>
+                <w:szCs w:val="20"/>
+              </w:rPr>
+              <w:t>nip_jabatan</w:t>
+            </w:r>
+            <w:proofErr w:type="spellEnd"/>
+            <w:r>
+              <w:rPr>
+                <w:rFonts w:ascii="Arial" w:hAnsi="Arial" w:cs="Arial"/>
+                <w:sz w:val="20"/>
+                <w:szCs w:val="20"/>
+              </w:rPr>
+              <w:t>}</w:t>
             </w:r>
           </w:p>
         </w:tc>
@@ -5211,14 +7131,26 @@
         </w:rPr>
         <w:t xml:space="preserve">  </w:t>
       </w:r>
-      <w:r>
-        <w:rPr>
-          <w:rFonts w:ascii="Arial" w:hAnsi="Arial" w:cs="Arial"/>
-          <w:sz w:val="20"/>
-          <w:szCs w:val="20"/>
-        </w:rPr>
-        <w:t>Catatan :</w:t>
-      </w:r>
+      <w:proofErr w:type="spellStart"/>
+      <w:proofErr w:type="gramStart"/>
+      <w:r>
+        <w:rPr>
+          <w:rFonts w:ascii="Arial" w:hAnsi="Arial" w:cs="Arial"/>
+          <w:sz w:val="20"/>
+          <w:szCs w:val="20"/>
+        </w:rPr>
+        <w:t>Catatan</w:t>
+      </w:r>
+      <w:proofErr w:type="spellEnd"/>
+      <w:r>
+        <w:rPr>
+          <w:rFonts w:ascii="Arial" w:hAnsi="Arial" w:cs="Arial"/>
+          <w:sz w:val="20"/>
+          <w:szCs w:val="20"/>
+        </w:rPr>
+        <w:t xml:space="preserve"> :</w:t>
+      </w:r>
+      <w:proofErr w:type="gramEnd"/>
     </w:p>
     <w:p>
       <w:pPr>
@@ -5249,8 +7181,35 @@
           <w:szCs w:val="20"/>
         </w:rPr>
         <w:tab/>
-        <w:t>Coret yang tidak perlu</w:t>
-      </w:r>
+      </w:r>
+      <w:proofErr w:type="spellStart"/>
+      <w:r>
+        <w:rPr>
+          <w:rFonts w:ascii="Arial" w:hAnsi="Arial" w:cs="Arial"/>
+          <w:sz w:val="20"/>
+          <w:szCs w:val="20"/>
+        </w:rPr>
+        <w:t>Coret</w:t>
+      </w:r>
+      <w:proofErr w:type="spellEnd"/>
+      <w:r>
+        <w:rPr>
+          <w:rFonts w:ascii="Arial" w:hAnsi="Arial" w:cs="Arial"/>
+          <w:sz w:val="20"/>
+          <w:szCs w:val="20"/>
+        </w:rPr>
+        <w:t xml:space="preserve"> yang tidak </w:t>
+      </w:r>
+      <w:proofErr w:type="spellStart"/>
+      <w:r>
+        <w:rPr>
+          <w:rFonts w:ascii="Arial" w:hAnsi="Arial" w:cs="Arial"/>
+          <w:sz w:val="20"/>
+          <w:szCs w:val="20"/>
+        </w:rPr>
+        <w:t>perlu</w:t>
+      </w:r>
+      <w:proofErr w:type="spellEnd"/>
     </w:p>
     <w:p>
       <w:pPr>
@@ -5281,7 +7240,79 @@
           <w:szCs w:val="20"/>
         </w:rPr>
         <w:tab/>
-        <w:t>Pilih salah satu dengan memberi tanda centang (</w:t>
+        <w:t xml:space="preserve">Pilih salah </w:t>
+      </w:r>
+      <w:proofErr w:type="spellStart"/>
+      <w:r>
+        <w:rPr>
+          <w:rFonts w:ascii="Arial" w:hAnsi="Arial" w:cs="Arial"/>
+          <w:sz w:val="20"/>
+          <w:szCs w:val="20"/>
+        </w:rPr>
+        <w:t>satu</w:t>
+      </w:r>
+      <w:proofErr w:type="spellEnd"/>
+      <w:r>
+        <w:rPr>
+          <w:rFonts w:ascii="Arial" w:hAnsi="Arial" w:cs="Arial"/>
+          <w:sz w:val="20"/>
+          <w:szCs w:val="20"/>
+        </w:rPr>
+        <w:t xml:space="preserve"> dengan </w:t>
+      </w:r>
+      <w:proofErr w:type="spellStart"/>
+      <w:r>
+        <w:rPr>
+          <w:rFonts w:ascii="Arial" w:hAnsi="Arial" w:cs="Arial"/>
+          <w:sz w:val="20"/>
+          <w:szCs w:val="20"/>
+        </w:rPr>
+        <w:t>memberi</w:t>
+      </w:r>
+      <w:proofErr w:type="spellEnd"/>
+      <w:r>
+        <w:rPr>
+          <w:rFonts w:ascii="Arial" w:hAnsi="Arial" w:cs="Arial"/>
+          <w:sz w:val="20"/>
+          <w:szCs w:val="20"/>
+        </w:rPr>
+        <w:t xml:space="preserve"> </w:t>
+      </w:r>
+      <w:proofErr w:type="spellStart"/>
+      <w:r>
+        <w:rPr>
+          <w:rFonts w:ascii="Arial" w:hAnsi="Arial" w:cs="Arial"/>
+          <w:sz w:val="20"/>
+          <w:szCs w:val="20"/>
+        </w:rPr>
+        <w:t>tanda</w:t>
+      </w:r>
+      <w:proofErr w:type="spellEnd"/>
+      <w:r>
+        <w:rPr>
+          <w:rFonts w:ascii="Arial" w:hAnsi="Arial" w:cs="Arial"/>
+          <w:sz w:val="20"/>
+          <w:szCs w:val="20"/>
+        </w:rPr>
+        <w:t xml:space="preserve"> </w:t>
+      </w:r>
+      <w:proofErr w:type="spellStart"/>
+      <w:r>
+        <w:rPr>
+          <w:rFonts w:ascii="Arial" w:hAnsi="Arial" w:cs="Arial"/>
+          <w:sz w:val="20"/>
+          <w:szCs w:val="20"/>
+        </w:rPr>
+        <w:t>centang</w:t>
+      </w:r>
+      <w:proofErr w:type="spellEnd"/>
+      <w:r>
+        <w:rPr>
+          <w:rFonts w:ascii="Arial" w:hAnsi="Arial" w:cs="Arial"/>
+          <w:sz w:val="20"/>
+          <w:szCs w:val="20"/>
+        </w:rPr>
+        <w:t xml:space="preserve"> (</w:t>
       </w:r>
       <w:r>
         <w:rPr>
@@ -5329,7 +7360,42 @@
           <w:szCs w:val="20"/>
         </w:rPr>
         <w:tab/>
-        <w:t xml:space="preserve">Diisi oleh pejabat </w:t>
+      </w:r>
+      <w:proofErr w:type="spellStart"/>
+      <w:r>
+        <w:rPr>
+          <w:rFonts w:ascii="Arial" w:hAnsi="Arial" w:cs="Arial"/>
+          <w:sz w:val="20"/>
+          <w:szCs w:val="20"/>
+        </w:rPr>
+        <w:t>Diisi</w:t>
+      </w:r>
+      <w:proofErr w:type="spellEnd"/>
+      <w:r>
+        <w:rPr>
+          <w:rFonts w:ascii="Arial" w:hAnsi="Arial" w:cs="Arial"/>
+          <w:sz w:val="20"/>
+          <w:szCs w:val="20"/>
+        </w:rPr>
+        <w:t xml:space="preserve"> oleh </w:t>
+      </w:r>
+      <w:proofErr w:type="spellStart"/>
+      <w:r>
+        <w:rPr>
+          <w:rFonts w:ascii="Arial" w:hAnsi="Arial" w:cs="Arial"/>
+          <w:sz w:val="20"/>
+          <w:szCs w:val="20"/>
+        </w:rPr>
+        <w:t>pejabat</w:t>
+      </w:r>
+      <w:proofErr w:type="spellEnd"/>
+      <w:r>
+        <w:rPr>
+          <w:rFonts w:ascii="Arial" w:hAnsi="Arial" w:cs="Arial"/>
+          <w:sz w:val="20"/>
+          <w:szCs w:val="20"/>
+        </w:rPr>
+        <w:t xml:space="preserve"> </w:t>
       </w:r>
       <w:r>
         <w:rPr>
@@ -5345,8 +7411,90 @@
           <w:sz w:val="20"/>
           <w:szCs w:val="20"/>
         </w:rPr>
-        <w:t>ang menangani bidang kepegawaian sebelum PNS mengajukan cuti</w:t>
-      </w:r>
+        <w:t xml:space="preserve">ang </w:t>
+      </w:r>
+      <w:proofErr w:type="spellStart"/>
+      <w:r>
+        <w:rPr>
+          <w:rFonts w:ascii="Arial" w:hAnsi="Arial" w:cs="Arial"/>
+          <w:sz w:val="20"/>
+          <w:szCs w:val="20"/>
+        </w:rPr>
+        <w:t>menangani</w:t>
+      </w:r>
+      <w:proofErr w:type="spellEnd"/>
+      <w:r>
+        <w:rPr>
+          <w:rFonts w:ascii="Arial" w:hAnsi="Arial" w:cs="Arial"/>
+          <w:sz w:val="20"/>
+          <w:szCs w:val="20"/>
+        </w:rPr>
+        <w:t xml:space="preserve"> bidang </w:t>
+      </w:r>
+      <w:proofErr w:type="spellStart"/>
+      <w:r>
+        <w:rPr>
+          <w:rFonts w:ascii="Arial" w:hAnsi="Arial" w:cs="Arial"/>
+          <w:sz w:val="20"/>
+          <w:szCs w:val="20"/>
+        </w:rPr>
+        <w:t>kepegawaian</w:t>
+      </w:r>
+      <w:proofErr w:type="spellEnd"/>
+      <w:r>
+        <w:rPr>
+          <w:rFonts w:ascii="Arial" w:hAnsi="Arial" w:cs="Arial"/>
+          <w:sz w:val="20"/>
+          <w:szCs w:val="20"/>
+        </w:rPr>
+        <w:t xml:space="preserve"> </w:t>
+      </w:r>
+      <w:proofErr w:type="spellStart"/>
+      <w:r>
+        <w:rPr>
+          <w:rFonts w:ascii="Arial" w:hAnsi="Arial" w:cs="Arial"/>
+          <w:sz w:val="20"/>
+          <w:szCs w:val="20"/>
+        </w:rPr>
+        <w:t>sebelum</w:t>
+      </w:r>
+      <w:proofErr w:type="spellEnd"/>
+      <w:r>
+        <w:rPr>
+          <w:rFonts w:ascii="Arial" w:hAnsi="Arial" w:cs="Arial"/>
+          <w:sz w:val="20"/>
+          <w:szCs w:val="20"/>
+        </w:rPr>
+        <w:t xml:space="preserve"> PNS </w:t>
+      </w:r>
+      <w:proofErr w:type="spellStart"/>
+      <w:r>
+        <w:rPr>
+          <w:rFonts w:ascii="Arial" w:hAnsi="Arial" w:cs="Arial"/>
+          <w:sz w:val="20"/>
+          <w:szCs w:val="20"/>
+        </w:rPr>
+        <w:t>mengajukan</w:t>
+      </w:r>
+      <w:proofErr w:type="spellEnd"/>
+      <w:r>
+        <w:rPr>
+          <w:rFonts w:ascii="Arial" w:hAnsi="Arial" w:cs="Arial"/>
+          <w:sz w:val="20"/>
+          <w:szCs w:val="20"/>
+        </w:rPr>
+        <w:t xml:space="preserve"> </w:t>
+      </w:r>
+      <w:proofErr w:type="spellStart"/>
+      <w:r>
+        <w:rPr>
+          <w:rFonts w:ascii="Arial" w:hAnsi="Arial" w:cs="Arial"/>
+          <w:sz w:val="20"/>
+          <w:szCs w:val="20"/>
+        </w:rPr>
+        <w:t>cuti</w:t>
+      </w:r>
+      <w:proofErr w:type="spellEnd"/>
     </w:p>
     <w:p>
       <w:pPr>
@@ -5377,8 +7525,71 @@
           <w:szCs w:val="20"/>
         </w:rPr>
         <w:tab/>
-        <w:t>Diberi tanda centang dan alasannya</w:t>
-      </w:r>
+      </w:r>
+      <w:proofErr w:type="spellStart"/>
+      <w:r>
+        <w:rPr>
+          <w:rFonts w:ascii="Arial" w:hAnsi="Arial" w:cs="Arial"/>
+          <w:sz w:val="20"/>
+          <w:szCs w:val="20"/>
+        </w:rPr>
+        <w:t>Diberi</w:t>
+      </w:r>
+      <w:proofErr w:type="spellEnd"/>
+      <w:r>
+        <w:rPr>
+          <w:rFonts w:ascii="Arial" w:hAnsi="Arial" w:cs="Arial"/>
+          <w:sz w:val="20"/>
+          <w:szCs w:val="20"/>
+        </w:rPr>
+        <w:t xml:space="preserve"> </w:t>
+      </w:r>
+      <w:proofErr w:type="spellStart"/>
+      <w:r>
+        <w:rPr>
+          <w:rFonts w:ascii="Arial" w:hAnsi="Arial" w:cs="Arial"/>
+          <w:sz w:val="20"/>
+          <w:szCs w:val="20"/>
+        </w:rPr>
+        <w:t>tanda</w:t>
+      </w:r>
+      <w:proofErr w:type="spellEnd"/>
+      <w:r>
+        <w:rPr>
+          <w:rFonts w:ascii="Arial" w:hAnsi="Arial" w:cs="Arial"/>
+          <w:sz w:val="20"/>
+          <w:szCs w:val="20"/>
+        </w:rPr>
+        <w:t xml:space="preserve"> </w:t>
+      </w:r>
+      <w:proofErr w:type="spellStart"/>
+      <w:r>
+        <w:rPr>
+          <w:rFonts w:ascii="Arial" w:hAnsi="Arial" w:cs="Arial"/>
+          <w:sz w:val="20"/>
+          <w:szCs w:val="20"/>
+        </w:rPr>
+        <w:t>centang</w:t>
+      </w:r>
+      <w:proofErr w:type="spellEnd"/>
+      <w:r>
+        <w:rPr>
+          <w:rFonts w:ascii="Arial" w:hAnsi="Arial" w:cs="Arial"/>
+          <w:sz w:val="20"/>
+          <w:szCs w:val="20"/>
+        </w:rPr>
+        <w:t xml:space="preserve"> dan </w:t>
+      </w:r>
+      <w:proofErr w:type="spellStart"/>
+      <w:r>
+        <w:rPr>
+          <w:rFonts w:ascii="Arial" w:hAnsi="Arial" w:cs="Arial"/>
+          <w:sz w:val="20"/>
+          <w:szCs w:val="20"/>
+        </w:rPr>
+        <w:t>alasannya</w:t>
+      </w:r>
+      <w:proofErr w:type="spellEnd"/>
     </w:p>
     <w:p>
       <w:pPr>
@@ -5409,8 +7620,45 @@
           <w:szCs w:val="20"/>
         </w:rPr>
         <w:tab/>
-        <w:t>=  Cuti berjalan</w:t>
-      </w:r>
+      </w:r>
+      <w:proofErr w:type="gramStart"/>
+      <w:r>
+        <w:rPr>
+          <w:rFonts w:ascii="Arial" w:hAnsi="Arial" w:cs="Arial"/>
+          <w:sz w:val="20"/>
+          <w:szCs w:val="20"/>
+        </w:rPr>
+        <w:t xml:space="preserve">=  </w:t>
+      </w:r>
+      <w:proofErr w:type="spellStart"/>
+      <w:r>
+        <w:rPr>
+          <w:rFonts w:ascii="Arial" w:hAnsi="Arial" w:cs="Arial"/>
+          <w:sz w:val="20"/>
+          <w:szCs w:val="20"/>
+        </w:rPr>
+        <w:t>Cuti</w:t>
+      </w:r>
+      <w:proofErr w:type="spellEnd"/>
+      <w:proofErr w:type="gramEnd"/>
+      <w:r>
+        <w:rPr>
+          <w:rFonts w:ascii="Arial" w:hAnsi="Arial" w:cs="Arial"/>
+          <w:sz w:val="20"/>
+          <w:szCs w:val="20"/>
+        </w:rPr>
+        <w:t xml:space="preserve"> </w:t>
+      </w:r>
+      <w:proofErr w:type="spellStart"/>
+      <w:r>
+        <w:rPr>
+          <w:rFonts w:ascii="Arial" w:hAnsi="Arial" w:cs="Arial"/>
+          <w:sz w:val="20"/>
+          <w:szCs w:val="20"/>
+        </w:rPr>
+        <w:t>berjalan</w:t>
+      </w:r>
+      <w:proofErr w:type="spellEnd"/>
       <w:r>
         <w:rPr>
           <w:rFonts w:ascii="Arial" w:hAnsi="Arial" w:cs="Arial"/>
@@ -5449,8 +7697,81 @@
           <w:szCs w:val="20"/>
         </w:rPr>
         <w:tab/>
-        <w:t>=  Sisa cuti 1 tahun sebelumnya</w:t>
-      </w:r>
+      </w:r>
+      <w:proofErr w:type="gramStart"/>
+      <w:r>
+        <w:rPr>
+          <w:rFonts w:ascii="Arial" w:hAnsi="Arial" w:cs="Arial"/>
+          <w:sz w:val="20"/>
+          <w:szCs w:val="20"/>
+        </w:rPr>
+        <w:t xml:space="preserve">=  </w:t>
+      </w:r>
+      <w:proofErr w:type="spellStart"/>
+      <w:r>
+        <w:rPr>
+          <w:rFonts w:ascii="Arial" w:hAnsi="Arial" w:cs="Arial"/>
+          <w:sz w:val="20"/>
+          <w:szCs w:val="20"/>
+        </w:rPr>
+        <w:t>Sisa</w:t>
+      </w:r>
+      <w:proofErr w:type="spellEnd"/>
+      <w:proofErr w:type="gramEnd"/>
+      <w:r>
+        <w:rPr>
+          <w:rFonts w:ascii="Arial" w:hAnsi="Arial" w:cs="Arial"/>
+          <w:sz w:val="20"/>
+          <w:szCs w:val="20"/>
+        </w:rPr>
+        <w:t xml:space="preserve"> </w:t>
+      </w:r>
+      <w:proofErr w:type="spellStart"/>
+      <w:r>
+        <w:rPr>
+          <w:rFonts w:ascii="Arial" w:hAnsi="Arial" w:cs="Arial"/>
+          <w:sz w:val="20"/>
+          <w:szCs w:val="20"/>
+        </w:rPr>
+        <w:t>cuti</w:t>
+      </w:r>
+      <w:proofErr w:type="spellEnd"/>
+      <w:r>
+        <w:rPr>
+          <w:rFonts w:ascii="Arial" w:hAnsi="Arial" w:cs="Arial"/>
+          <w:sz w:val="20"/>
+          <w:szCs w:val="20"/>
+        </w:rPr>
+        <w:t xml:space="preserve"> 1 </w:t>
+      </w:r>
+      <w:proofErr w:type="spellStart"/>
+      <w:r>
+        <w:rPr>
+          <w:rFonts w:ascii="Arial" w:hAnsi="Arial" w:cs="Arial"/>
+          <w:sz w:val="20"/>
+          <w:szCs w:val="20"/>
+        </w:rPr>
+        <w:t>tahun</w:t>
+      </w:r>
+      <w:proofErr w:type="spellEnd"/>
+      <w:r>
+        <w:rPr>
+          <w:rFonts w:ascii="Arial" w:hAnsi="Arial" w:cs="Arial"/>
+          <w:sz w:val="20"/>
+          <w:szCs w:val="20"/>
+        </w:rPr>
+        <w:t xml:space="preserve"> </w:t>
+      </w:r>
+      <w:proofErr w:type="spellStart"/>
+      <w:r>
+        <w:rPr>
+          <w:rFonts w:ascii="Arial" w:hAnsi="Arial" w:cs="Arial"/>
+          <w:sz w:val="20"/>
+          <w:szCs w:val="20"/>
+        </w:rPr>
+        <w:t>sebelumnya</w:t>
+      </w:r>
+      <w:proofErr w:type="spellEnd"/>
     </w:p>
     <w:p>
       <w:pPr>
@@ -5477,11 +7798,84 @@
           <w:szCs w:val="20"/>
         </w:rPr>
         <w:tab/>
-        <w:t>=  Sisa cuti 2 tahun sebelumnya</w:t>
+      </w:r>
+      <w:proofErr w:type="gramStart"/>
+      <w:r>
+        <w:rPr>
+          <w:rFonts w:ascii="Arial" w:hAnsi="Arial" w:cs="Arial"/>
+          <w:sz w:val="20"/>
+          <w:szCs w:val="20"/>
+        </w:rPr>
+        <w:t xml:space="preserve">=  </w:t>
+      </w:r>
+      <w:proofErr w:type="spellStart"/>
+      <w:r>
+        <w:rPr>
+          <w:rFonts w:ascii="Arial" w:hAnsi="Arial" w:cs="Arial"/>
+          <w:sz w:val="20"/>
+          <w:szCs w:val="20"/>
+        </w:rPr>
+        <w:t>Sisa</w:t>
+      </w:r>
+      <w:proofErr w:type="spellEnd"/>
+      <w:proofErr w:type="gramEnd"/>
+      <w:r>
+        <w:rPr>
+          <w:rFonts w:ascii="Arial" w:hAnsi="Arial" w:cs="Arial"/>
+          <w:sz w:val="20"/>
+          <w:szCs w:val="20"/>
+        </w:rPr>
+        <w:t xml:space="preserve"> </w:t>
+      </w:r>
+      <w:proofErr w:type="spellStart"/>
+      <w:r>
+        <w:rPr>
+          <w:rFonts w:ascii="Arial" w:hAnsi="Arial" w:cs="Arial"/>
+          <w:sz w:val="20"/>
+          <w:szCs w:val="20"/>
+        </w:rPr>
+        <w:t>cuti</w:t>
+      </w:r>
+      <w:proofErr w:type="spellEnd"/>
+      <w:r>
+        <w:rPr>
+          <w:rFonts w:ascii="Arial" w:hAnsi="Arial" w:cs="Arial"/>
+          <w:sz w:val="20"/>
+          <w:szCs w:val="20"/>
+        </w:rPr>
+        <w:t xml:space="preserve"> 2 </w:t>
+      </w:r>
+      <w:proofErr w:type="spellStart"/>
+      <w:r>
+        <w:rPr>
+          <w:rFonts w:ascii="Arial" w:hAnsi="Arial" w:cs="Arial"/>
+          <w:sz w:val="20"/>
+          <w:szCs w:val="20"/>
+        </w:rPr>
+        <w:t>tahun</w:t>
+      </w:r>
+      <w:proofErr w:type="spellEnd"/>
+      <w:r>
+        <w:rPr>
+          <w:rFonts w:ascii="Arial" w:hAnsi="Arial" w:cs="Arial"/>
+          <w:sz w:val="20"/>
+          <w:szCs w:val="20"/>
+        </w:rPr>
+        <w:t xml:space="preserve"> </w:t>
+      </w:r>
+      <w:proofErr w:type="spellStart"/>
+      <w:r>
+        <w:rPr>
+          <w:rFonts w:ascii="Arial" w:hAnsi="Arial" w:cs="Arial"/>
+          <w:sz w:val="20"/>
+          <w:szCs w:val="20"/>
+        </w:rPr>
+        <w:t>sebelumnya</w:t>
       </w:r>
       <w:bookmarkEnd w:id="0"/>
       <w:bookmarkEnd w:id="1"/>
       <w:bookmarkEnd w:id="2"/>
+      <w:proofErr w:type="spellEnd"/>
     </w:p>
     <w:sectPr>
       <w:footerReference w:type="default" r:id="rId9"/>
@@ -5495,7 +7889,7 @@
 </file>
 
 <file path=word/endnotes.xml><?xml version="1.0" encoding="utf-8"?>
-<w:endnotes xmlns:wpc="http://schemas.microsoft.com/office/word/2010/wordprocessingCanvas" xmlns:cx="http://schemas.microsoft.com/office/drawing/2014/chartex" xmlns:cx1="http://schemas.microsoft.com/office/drawing/2015/9/8/chartex" xmlns:cx2="http://schemas.microsoft.com/office/drawing/2015/10/21/chartex" xmlns:cx3="http://schemas.microsoft.com/office/drawing/2016/5/9/chartex" xmlns:cx4="http://schemas.microsoft.com/office/drawing/2016/5/10/chartex" xmlns:cx5="http://schemas.microsoft.com/office/drawing/2016/5/11/chartex" xmlns:cx6="http://schemas.microsoft.com/office/drawing/2016/5/12/chartex" xmlns:cx7="http://schemas.microsoft.com/office/drawing/2016/5/13/chartex" xmlns:cx8="http://schemas.microsoft.com/office/drawing/2016/5/14/chartex" xmlns:mc="http://schemas.openxmlformats.org/markup-compatibility/2006" xmlns:aink="http://schemas.microsoft.com/office/drawing/2016/ink" xmlns:am3d="http://schemas.microsoft.com/office/drawing/2017/model3d" xmlns:o="urn:schemas-microsoft-com:office:office" xmlns:r="http://schemas.openxmlformats.org/officeDocument/2006/relationships" xmlns:m="http://schemas.openxmlformats.org/officeDocument/2006/math" xmlns:v="urn:schemas-microsoft-com:vml" xmlns:wp14="http://schemas.microsoft.com/office/word/2010/wordprocessingDrawing" xmlns:wp="http://schemas.openxmlformats.org/drawingml/2006/wordprocessingDrawing" xmlns:w10="urn:schemas-microsoft-com:office:word" xmlns:w="http://schemas.openxmlformats.org/wordprocessingml/2006/main" xmlns:w14="http://schemas.microsoft.com/office/word/2010/wordml" xmlns:w15="http://schemas.microsoft.com/office/word/2012/wordml" xmlns:w16cex="http://schemas.microsoft.com/office/word/2018/wordml/cex" xmlns:w16cid="http://schemas.microsoft.com/office/word/2016/wordml/cid" xmlns:w16="http://schemas.microsoft.com/office/word/2018/wordml" xmlns:w16se="http://schemas.microsoft.com/office/word/2015/wordml/symex" xmlns:wpg="http://schemas.microsoft.com/office/word/2010/wordprocessingGroup" xmlns:wpi="http://schemas.microsoft.com/office/word/2010/wordprocessingInk" xmlns:wne="http://schemas.microsoft.com/office/word/2006/wordml" xmlns:wps="http://schemas.microsoft.com/office/word/2010/wordprocessingShape" mc:Ignorable="w14 w15 w16se w16cid w16 w16cex wp14">
+<w:endnotes xmlns:wpc="http://schemas.microsoft.com/office/word/2010/wordprocessingCanvas" xmlns:cx="http://schemas.microsoft.com/office/drawing/2014/chartex" xmlns:cx1="http://schemas.microsoft.com/office/drawing/2015/9/8/chartex" xmlns:cx2="http://schemas.microsoft.com/office/drawing/2015/10/21/chartex" xmlns:cx3="http://schemas.microsoft.com/office/drawing/2016/5/9/chartex" xmlns:cx4="http://schemas.microsoft.com/office/drawing/2016/5/10/chartex" xmlns:cx5="http://schemas.microsoft.com/office/drawing/2016/5/11/chartex" xmlns:cx6="http://schemas.microsoft.com/office/drawing/2016/5/12/chartex" xmlns:cx7="http://schemas.microsoft.com/office/drawing/2016/5/13/chartex" xmlns:cx8="http://schemas.microsoft.com/office/drawing/2016/5/14/chartex" xmlns:mc="http://schemas.openxmlformats.org/markup-compatibility/2006" xmlns:aink="http://schemas.microsoft.com/office/drawing/2016/ink" xmlns:am3d="http://schemas.microsoft.com/office/drawing/2017/model3d" xmlns:o="urn:schemas-microsoft-com:office:office" xmlns:r="http://schemas.openxmlformats.org/officeDocument/2006/relationships" xmlns:m="http://schemas.openxmlformats.org/officeDocument/2006/math" xmlns:v="urn:schemas-microsoft-com:vml" xmlns:wp14="http://schemas.microsoft.com/office/word/2010/wordprocessingDrawing" xmlns:wp="http://schemas.openxmlformats.org/drawingml/2006/wordprocessingDrawing" xmlns:w10="urn:schemas-microsoft-com:office:word" xmlns:w="http://schemas.openxmlformats.org/wordprocessingml/2006/main" xmlns:w14="http://schemas.microsoft.com/office/word/2010/wordml" xmlns:w15="http://schemas.microsoft.com/office/word/2012/wordml" xmlns:w16cid="http://schemas.microsoft.com/office/word/2016/wordml/cid" xmlns:w16se="http://schemas.microsoft.com/office/word/2015/wordml/symex" xmlns:wpg="http://schemas.microsoft.com/office/word/2010/wordprocessingGroup" xmlns:wpi="http://schemas.microsoft.com/office/word/2010/wordprocessingInk" xmlns:wne="http://schemas.microsoft.com/office/word/2006/wordml" xmlns:wps="http://schemas.microsoft.com/office/word/2010/wordprocessingShape" mc:Ignorable="w14 w15 w16se w16cid wp14">
   <w:endnote w:type="separator" w:id="-1">
     <w:p>
       <w:r>
@@ -5514,7 +7908,7 @@
 </file>
 
 <file path=word/footer1.xml><?xml version="1.0" encoding="utf-8"?>
-<w:ftr xmlns:wpc="http://schemas.microsoft.com/office/word/2010/wordprocessingCanvas" xmlns:cx="http://schemas.microsoft.com/office/drawing/2014/chartex" xmlns:cx1="http://schemas.microsoft.com/office/drawing/2015/9/8/chartex" xmlns:cx2="http://schemas.microsoft.com/office/drawing/2015/10/21/chartex" xmlns:cx3="http://schemas.microsoft.com/office/drawing/2016/5/9/chartex" xmlns:cx4="http://schemas.microsoft.com/office/drawing/2016/5/10/chartex" xmlns:cx5="http://schemas.microsoft.com/office/drawing/2016/5/11/chartex" xmlns:cx6="http://schemas.microsoft.com/office/drawing/2016/5/12/chartex" xmlns:cx7="http://schemas.microsoft.com/office/drawing/2016/5/13/chartex" xmlns:cx8="http://schemas.microsoft.com/office/drawing/2016/5/14/chartex" xmlns:mc="http://schemas.openxmlformats.org/markup-compatibility/2006" xmlns:aink="http://schemas.microsoft.com/office/drawing/2016/ink" xmlns:am3d="http://schemas.microsoft.com/office/drawing/2017/model3d" xmlns:o="urn:schemas-microsoft-com:office:office" xmlns:r="http://schemas.openxmlformats.org/officeDocument/2006/relationships" xmlns:m="http://schemas.openxmlformats.org/officeDocument/2006/math" xmlns:v="urn:schemas-microsoft-com:vml" xmlns:wp14="http://schemas.microsoft.com/office/word/2010/wordprocessingDrawing" xmlns:wp="http://schemas.openxmlformats.org/drawingml/2006/wordprocessingDrawing" xmlns:w10="urn:schemas-microsoft-com:office:word" xmlns:w="http://schemas.openxmlformats.org/wordprocessingml/2006/main" xmlns:w14="http://schemas.microsoft.com/office/word/2010/wordml" xmlns:w15="http://schemas.microsoft.com/office/word/2012/wordml" xmlns:w16cex="http://schemas.microsoft.com/office/word/2018/wordml/cex" xmlns:w16cid="http://schemas.microsoft.com/office/word/2016/wordml/cid" xmlns:w16="http://schemas.microsoft.com/office/word/2018/wordml" xmlns:w16se="http://schemas.microsoft.com/office/word/2015/wordml/symex" xmlns:wpg="http://schemas.microsoft.com/office/word/2010/wordprocessingGroup" xmlns:wpi="http://schemas.microsoft.com/office/word/2010/wordprocessingInk" xmlns:wne="http://schemas.microsoft.com/office/word/2006/wordml" xmlns:wps="http://schemas.microsoft.com/office/word/2010/wordprocessingShape" mc:Ignorable="w14 w15 w16se w16cid w16 w16cex wp14">
+<w:ftr xmlns:wpc="http://schemas.microsoft.com/office/word/2010/wordprocessingCanvas" xmlns:cx="http://schemas.microsoft.com/office/drawing/2014/chartex" xmlns:cx1="http://schemas.microsoft.com/office/drawing/2015/9/8/chartex" xmlns:cx2="http://schemas.microsoft.com/office/drawing/2015/10/21/chartex" xmlns:cx3="http://schemas.microsoft.com/office/drawing/2016/5/9/chartex" xmlns:cx4="http://schemas.microsoft.com/office/drawing/2016/5/10/chartex" xmlns:cx5="http://schemas.microsoft.com/office/drawing/2016/5/11/chartex" xmlns:cx6="http://schemas.microsoft.com/office/drawing/2016/5/12/chartex" xmlns:cx7="http://schemas.microsoft.com/office/drawing/2016/5/13/chartex" xmlns:cx8="http://schemas.microsoft.com/office/drawing/2016/5/14/chartex" xmlns:mc="http://schemas.openxmlformats.org/markup-compatibility/2006" xmlns:aink="http://schemas.microsoft.com/office/drawing/2016/ink" xmlns:am3d="http://schemas.microsoft.com/office/drawing/2017/model3d" xmlns:o="urn:schemas-microsoft-com:office:office" xmlns:r="http://schemas.openxmlformats.org/officeDocument/2006/relationships" xmlns:m="http://schemas.openxmlformats.org/officeDocument/2006/math" xmlns:v="urn:schemas-microsoft-com:vml" xmlns:wp14="http://schemas.microsoft.com/office/word/2010/wordprocessingDrawing" xmlns:wp="http://schemas.openxmlformats.org/drawingml/2006/wordprocessingDrawing" xmlns:w10="urn:schemas-microsoft-com:office:word" xmlns:w="http://schemas.openxmlformats.org/wordprocessingml/2006/main" xmlns:w14="http://schemas.microsoft.com/office/word/2010/wordml" xmlns:w15="http://schemas.microsoft.com/office/word/2012/wordml" xmlns:w16cid="http://schemas.microsoft.com/office/word/2016/wordml/cid" xmlns:w16se="http://schemas.microsoft.com/office/word/2015/wordml/symex" xmlns:wpg="http://schemas.microsoft.com/office/word/2010/wordprocessingGroup" xmlns:wpi="http://schemas.microsoft.com/office/word/2010/wordprocessingInk" xmlns:wne="http://schemas.microsoft.com/office/word/2006/wordml" xmlns:wps="http://schemas.microsoft.com/office/word/2010/wordprocessingShape" mc:Ignorable="w14 w15 w16se w16cid wp14">
   <w:p>
     <w:pPr>
       <w:spacing w:line="181" w:lineRule="exact"/>
@@ -5529,7 +7923,7 @@
 </file>
 
 <file path=word/footnotes.xml><?xml version="1.0" encoding="utf-8"?>
-<w:footnotes xmlns:wpc="http://schemas.microsoft.com/office/word/2010/wordprocessingCanvas" xmlns:cx="http://schemas.microsoft.com/office/drawing/2014/chartex" xmlns:cx1="http://schemas.microsoft.com/office/drawing/2015/9/8/chartex" xmlns:cx2="http://schemas.microsoft.com/office/drawing/2015/10/21/chartex" xmlns:cx3="http://schemas.microsoft.com/office/drawing/2016/5/9/chartex" xmlns:cx4="http://schemas.microsoft.com/office/drawing/2016/5/10/chartex" xmlns:cx5="http://schemas.microsoft.com/office/drawing/2016/5/11/chartex" xmlns:cx6="http://schemas.microsoft.com/office/drawing/2016/5/12/chartex" xmlns:cx7="http://schemas.microsoft.com/office/drawing/2016/5/13/chartex" xmlns:cx8="http://schemas.microsoft.com/office/drawing/2016/5/14/chartex" xmlns:mc="http://schemas.openxmlformats.org/markup-compatibility/2006" xmlns:aink="http://schemas.microsoft.com/office/drawing/2016/ink" xmlns:am3d="http://schemas.microsoft.com/office/drawing/2017/model3d" xmlns:o="urn:schemas-microsoft-com:office:office" xmlns:r="http://schemas.openxmlformats.org/officeDocument/2006/relationships" xmlns:m="http://schemas.openxmlformats.org/officeDocument/2006/math" xmlns:v="urn:schemas-microsoft-com:vml" xmlns:wp14="http://schemas.microsoft.com/office/word/2010/wordprocessingDrawing" xmlns:wp="http://schemas.openxmlformats.org/drawingml/2006/wordprocessingDrawing" xmlns:w10="urn:schemas-microsoft-com:office:word" xmlns:w="http://schemas.openxmlformats.org/wordprocessingml/2006/main" xmlns:w14="http://schemas.microsoft.com/office/word/2010/wordml" xmlns:w15="http://schemas.microsoft.com/office/word/2012/wordml" xmlns:w16cex="http://schemas.microsoft.com/office/word/2018/wordml/cex" xmlns:w16cid="http://schemas.microsoft.com/office/word/2016/wordml/cid" xmlns:w16="http://schemas.microsoft.com/office/word/2018/wordml" xmlns:w16se="http://schemas.microsoft.com/office/word/2015/wordml/symex" xmlns:wpg="http://schemas.microsoft.com/office/word/2010/wordprocessingGroup" xmlns:wpi="http://schemas.microsoft.com/office/word/2010/wordprocessingInk" xmlns:wne="http://schemas.microsoft.com/office/word/2006/wordml" xmlns:wps="http://schemas.microsoft.com/office/word/2010/wordprocessingShape" mc:Ignorable="w14 w15 w16se w16cid w16 w16cex wp14">
+<w:footnotes xmlns:wpc="http://schemas.microsoft.com/office/word/2010/wordprocessingCanvas" xmlns:cx="http://schemas.microsoft.com/office/drawing/2014/chartex" xmlns:cx1="http://schemas.microsoft.com/office/drawing/2015/9/8/chartex" xmlns:cx2="http://schemas.microsoft.com/office/drawing/2015/10/21/chartex" xmlns:cx3="http://schemas.microsoft.com/office/drawing/2016/5/9/chartex" xmlns:cx4="http://schemas.microsoft.com/office/drawing/2016/5/10/chartex" xmlns:cx5="http://schemas.microsoft.com/office/drawing/2016/5/11/chartex" xmlns:cx6="http://schemas.microsoft.com/office/drawing/2016/5/12/chartex" xmlns:cx7="http://schemas.microsoft.com/office/drawing/2016/5/13/chartex" xmlns:cx8="http://schemas.microsoft.com/office/drawing/2016/5/14/chartex" xmlns:mc="http://schemas.openxmlformats.org/markup-compatibility/2006" xmlns:aink="http://schemas.microsoft.com/office/drawing/2016/ink" xmlns:am3d="http://schemas.microsoft.com/office/drawing/2017/model3d" xmlns:o="urn:schemas-microsoft-com:office:office" xmlns:r="http://schemas.openxmlformats.org/officeDocument/2006/relationships" xmlns:m="http://schemas.openxmlformats.org/officeDocument/2006/math" xmlns:v="urn:schemas-microsoft-com:vml" xmlns:wp14="http://schemas.microsoft.com/office/word/2010/wordprocessingDrawing" xmlns:wp="http://schemas.openxmlformats.org/drawingml/2006/wordprocessingDrawing" xmlns:w10="urn:schemas-microsoft-com:office:word" xmlns:w="http://schemas.openxmlformats.org/wordprocessingml/2006/main" xmlns:w14="http://schemas.microsoft.com/office/word/2010/wordml" xmlns:w15="http://schemas.microsoft.com/office/word/2012/wordml" xmlns:w16cid="http://schemas.microsoft.com/office/word/2016/wordml/cid" xmlns:w16se="http://schemas.microsoft.com/office/word/2015/wordml/symex" xmlns:wpg="http://schemas.microsoft.com/office/word/2010/wordprocessingGroup" xmlns:wpi="http://schemas.microsoft.com/office/word/2010/wordprocessingInk" xmlns:wne="http://schemas.microsoft.com/office/word/2006/wordml" xmlns:wps="http://schemas.microsoft.com/office/word/2010/wordprocessingShape" mc:Ignorable="w14 w15 w16se w16cid wp14">
   <w:footnote w:type="separator" w:id="-1">
     <w:p>
       <w:r>
@@ -5548,7 +7942,7 @@
 </file>
 
 <file path=word/numbering.xml><?xml version="1.0" encoding="utf-8"?>
-<w:numbering xmlns:wpc="http://schemas.microsoft.com/office/word/2010/wordprocessingCanvas" xmlns:cx="http://schemas.microsoft.com/office/drawing/2014/chartex" xmlns:cx1="http://schemas.microsoft.com/office/drawing/2015/9/8/chartex" xmlns:cx2="http://schemas.microsoft.com/office/drawing/2015/10/21/chartex" xmlns:cx3="http://schemas.microsoft.com/office/drawing/2016/5/9/chartex" xmlns:cx4="http://schemas.microsoft.com/office/drawing/2016/5/10/chartex" xmlns:cx5="http://schemas.microsoft.com/office/drawing/2016/5/11/chartex" xmlns:cx6="http://schemas.microsoft.com/office/drawing/2016/5/12/chartex" xmlns:cx7="http://schemas.microsoft.com/office/drawing/2016/5/13/chartex" xmlns:cx8="http://schemas.microsoft.com/office/drawing/2016/5/14/chartex" xmlns:mc="http://schemas.openxmlformats.org/markup-compatibility/2006" xmlns:aink="http://schemas.microsoft.com/office/drawing/2016/ink" xmlns:am3d="http://schemas.microsoft.com/office/drawing/2017/model3d" xmlns:o="urn:schemas-microsoft-com:office:office" xmlns:r="http://schemas.openxmlformats.org/officeDocument/2006/relationships" xmlns:m="http://schemas.openxmlformats.org/officeDocument/2006/math" xmlns:v="urn:schemas-microsoft-com:vml" xmlns:wp14="http://schemas.microsoft.com/office/word/2010/wordprocessingDrawing" xmlns:wp="http://schemas.openxmlformats.org/drawingml/2006/wordprocessingDrawing" xmlns:w10="urn:schemas-microsoft-com:office:word" xmlns:w="http://schemas.openxmlformats.org/wordprocessingml/2006/main" xmlns:w14="http://schemas.microsoft.com/office/word/2010/wordml" xmlns:w15="http://schemas.microsoft.com/office/word/2012/wordml" xmlns:w16cex="http://schemas.microsoft.com/office/word/2018/wordml/cex" xmlns:w16cid="http://schemas.microsoft.com/office/word/2016/wordml/cid" xmlns:w16="http://schemas.microsoft.com/office/word/2018/wordml" xmlns:w16se="http://schemas.microsoft.com/office/word/2015/wordml/symex" xmlns:wpg="http://schemas.microsoft.com/office/word/2010/wordprocessingGroup" xmlns:wpi="http://schemas.microsoft.com/office/word/2010/wordprocessingInk" xmlns:wne="http://schemas.microsoft.com/office/word/2006/wordml" xmlns:wps="http://schemas.microsoft.com/office/word/2010/wordprocessingShape" mc:Ignorable="w14 w15 w16se w16cid w16 w16cex wp14">
+<w:numbering xmlns:wpc="http://schemas.microsoft.com/office/word/2010/wordprocessingCanvas" xmlns:cx="http://schemas.microsoft.com/office/drawing/2014/chartex" xmlns:cx1="http://schemas.microsoft.com/office/drawing/2015/9/8/chartex" xmlns:cx2="http://schemas.microsoft.com/office/drawing/2015/10/21/chartex" xmlns:cx3="http://schemas.microsoft.com/office/drawing/2016/5/9/chartex" xmlns:cx4="http://schemas.microsoft.com/office/drawing/2016/5/10/chartex" xmlns:cx5="http://schemas.microsoft.com/office/drawing/2016/5/11/chartex" xmlns:cx6="http://schemas.microsoft.com/office/drawing/2016/5/12/chartex" xmlns:cx7="http://schemas.microsoft.com/office/drawing/2016/5/13/chartex" xmlns:cx8="http://schemas.microsoft.com/office/drawing/2016/5/14/chartex" xmlns:mc="http://schemas.openxmlformats.org/markup-compatibility/2006" xmlns:aink="http://schemas.microsoft.com/office/drawing/2016/ink" xmlns:am3d="http://schemas.microsoft.com/office/drawing/2017/model3d" xmlns:o="urn:schemas-microsoft-com:office:office" xmlns:r="http://schemas.openxmlformats.org/officeDocument/2006/relationships" xmlns:m="http://schemas.openxmlformats.org/officeDocument/2006/math" xmlns:v="urn:schemas-microsoft-com:vml" xmlns:wp14="http://schemas.microsoft.com/office/word/2010/wordprocessingDrawing" xmlns:wp="http://schemas.openxmlformats.org/drawingml/2006/wordprocessingDrawing" xmlns:w10="urn:schemas-microsoft-com:office:word" xmlns:w="http://schemas.openxmlformats.org/wordprocessingml/2006/main" xmlns:w14="http://schemas.microsoft.com/office/word/2010/wordml" xmlns:w15="http://schemas.microsoft.com/office/word/2012/wordml" xmlns:w16cid="http://schemas.microsoft.com/office/word/2016/wordml/cid" xmlns:w16se="http://schemas.microsoft.com/office/word/2015/wordml/symex" xmlns:wpg="http://schemas.microsoft.com/office/word/2010/wordprocessingGroup" xmlns:wpi="http://schemas.microsoft.com/office/word/2010/wordprocessingInk" xmlns:wne="http://schemas.microsoft.com/office/word/2006/wordml" xmlns:wps="http://schemas.microsoft.com/office/word/2010/wordprocessingShape" mc:Ignorable="w14 w15 w16se w16cid wp14">
   <w:abstractNum w:abstractNumId="0" w15:restartNumberingAfterBreak="0">
     <w:nsid w:val="03A62A6F"/>
     <w:multiLevelType w:val="hybridMultilevel"/>
@@ -6835,7 +9229,7 @@
 </file>
 
 <file path=word/styles.xml><?xml version="1.0" encoding="utf-8"?>
-<w:styles xmlns:mc="http://schemas.openxmlformats.org/markup-compatibility/2006" xmlns:r="http://schemas.openxmlformats.org/officeDocument/2006/relationships" xmlns:w="http://schemas.openxmlformats.org/wordprocessingml/2006/main" xmlns:w14="http://schemas.microsoft.com/office/word/2010/wordml" xmlns:w15="http://schemas.microsoft.com/office/word/2012/wordml" xmlns:w16cex="http://schemas.microsoft.com/office/word/2018/wordml/cex" xmlns:w16cid="http://schemas.microsoft.com/office/word/2016/wordml/cid" xmlns:w16="http://schemas.microsoft.com/office/word/2018/wordml" xmlns:w16se="http://schemas.microsoft.com/office/word/2015/wordml/symex" mc:Ignorable="w14 w15 w16se w16cid w16 w16cex">
+<w:styles xmlns:mc="http://schemas.openxmlformats.org/markup-compatibility/2006" xmlns:r="http://schemas.openxmlformats.org/officeDocument/2006/relationships" xmlns:w="http://schemas.openxmlformats.org/wordprocessingml/2006/main" xmlns:w14="http://schemas.microsoft.com/office/word/2010/wordml" xmlns:w15="http://schemas.microsoft.com/office/word/2012/wordml" xmlns:w16cid="http://schemas.microsoft.com/office/word/2016/wordml/cid" xmlns:w16se="http://schemas.microsoft.com/office/word/2015/wordml/symex" mc:Ignorable="w14 w15 w16se w16cid">
   <w:docDefaults>
     <w:rPrDefault>
       <w:rPr>
@@ -6845,7 +9239,7 @@
     </w:rPrDefault>
     <w:pPrDefault/>
   </w:docDefaults>
-  <w:latentStyles w:defLockedState="0" w:defUIPriority="99" w:defSemiHidden="0" w:defUnhideWhenUsed="0" w:defQFormat="0" w:count="376">
+  <w:latentStyles w:defLockedState="0" w:defUIPriority="99" w:defSemiHidden="0" w:defUnhideWhenUsed="0" w:defQFormat="0" w:count="375">
     <w:lsdException w:name="Normal" w:uiPriority="0" w:qFormat="1"/>
     <w:lsdException w:name="heading 1" w:uiPriority="9" w:qFormat="1"/>
     <w:lsdException w:name="heading 2" w:semiHidden="1" w:uiPriority="0" w:unhideWhenUsed="1" w:qFormat="1"/>
@@ -7000,7 +9394,7 @@
     <w:lsdException w:name="Table Web 2" w:semiHidden="1" w:unhideWhenUsed="1"/>
     <w:lsdException w:name="Table Web 3" w:semiHidden="1" w:unhideWhenUsed="1"/>
     <w:lsdException w:name="Balloon Text" w:semiHidden="1" w:unhideWhenUsed="1"/>
-    <w:lsdException w:name="Table Grid" w:semiHidden="1" w:uiPriority="39" w:unhideWhenUsed="1"/>
+    <w:lsdException w:name="Table Grid" w:uiPriority="39"/>
     <w:lsdException w:name="Table Theme" w:semiHidden="1" w:unhideWhenUsed="1"/>
     <w:lsdException w:name="Placeholder Text" w:semiHidden="1"/>
     <w:lsdException w:name="No Spacing" w:uiPriority="1" w:qFormat="1"/>
@@ -7221,7 +9615,6 @@
     <w:lsdException w:name="Smart Hyperlink" w:semiHidden="1" w:unhideWhenUsed="1"/>
     <w:lsdException w:name="Hashtag" w:semiHidden="1" w:unhideWhenUsed="1"/>
     <w:lsdException w:name="Unresolved Mention" w:semiHidden="1" w:unhideWhenUsed="1"/>
-    <w:lsdException w:name="Smart Link" w:semiHidden="1" w:unhideWhenUsed="1"/>
   </w:latentStyles>
   <w:style w:type="paragraph" w:default="1" w:styleId="Normal">
     <w:name w:val="Normal"/>
@@ -7811,7 +10204,7 @@
 </file>
 
 <file path=customXml/itemProps1.xml><?xml version="1.0" encoding="utf-8"?>
-<ds:datastoreItem xmlns:ds="http://schemas.openxmlformats.org/officeDocument/2006/customXml" ds:itemID="{102D4AAD-6BD7-4BB3-80FF-9ECB4B5AA00E}">
+<ds:datastoreItem xmlns:ds="http://schemas.openxmlformats.org/officeDocument/2006/customXml" ds:itemID="{9F9FF7AE-52AE-432F-A5A7-3A611A0AB299}">
   <ds:schemaRefs>
     <ds:schemaRef ds:uri="http://schemas.openxmlformats.org/officeDocument/2006/bibliography"/>
   </ds:schemaRefs>
